--- a/Terraform.docx
+++ b/Terraform.docx
@@ -1,34 +1,32 @@
 
 <file path=word/document.xml><?xml version="1.0" encoding="utf-8"?>
-<w:document xmlns:wpc="http://schemas.microsoft.com/office/word/2010/wordprocessingCanvas" xmlns:cx="http://schemas.microsoft.com/office/drawing/2014/chartex" xmlns:cx1="http://schemas.microsoft.com/office/drawing/2015/9/8/chartex" xmlns:cx2="http://schemas.microsoft.com/office/drawing/2015/10/21/chartex" xmlns:cx3="http://schemas.microsoft.com/office/drawing/2016/5/9/chartex" xmlns:cx4="http://schemas.microsoft.com/office/drawing/2016/5/10/chartex" xmlns:cx5="http://schemas.microsoft.com/office/drawing/2016/5/11/chartex" xmlns:cx6="http://schemas.microsoft.com/office/drawing/2016/5/12/chartex" xmlns:cx7="http://schemas.microsoft.com/office/drawing/2016/5/13/chartex" xmlns:cx8="http://schemas.microsoft.com/office/drawing/2016/5/14/chartex" xmlns:mc="http://schemas.openxmlformats.org/markup-compatibility/2006" xmlns:aink="http://schemas.microsoft.com/office/drawing/2016/ink" xmlns:am3d="http://schemas.microsoft.com/office/drawing/2017/model3d" xmlns:o="urn:schemas-microsoft-com:office:office" xmlns:oel="http://schemas.microsoft.com/office/2019/extlst" xmlns:r="http://schemas.openxmlformats.org/officeDocument/2006/relationships" xmlns:m="http://schemas.openxmlformats.org/officeDocument/2006/math" xmlns:v="urn:schemas-microsoft-com:vml" xmlns:wp14="http://schemas.microsoft.com/office/word/2010/wordprocessingDrawing" xmlns:wp="http://schemas.openxmlformats.org/drawingml/2006/wordprocessingDrawing" xmlns:w10="urn:schemas-microsoft-com:office:word" xmlns:w="http://schemas.openxmlformats.org/wordprocessingml/2006/main" xmlns:w14="http://schemas.microsoft.com/office/word/2010/wordml" xmlns:w15="http://schemas.microsoft.com/office/word/2012/wordml" xmlns:w16cei="http://schemas.microsoft.com/office/word/2026/wordml/cei" xmlns:w16cex="http://schemas.microsoft.com/office/word/2018/wordml/cex" xmlns:w16cid="http://schemas.microsoft.com/office/word/2016/wordml/cid" xmlns:w16="http://schemas.microsoft.com/office/word/2018/wordml" xmlns:w16du="http://schemas.microsoft.com/office/word/2023/wordml/word16du" xmlns:w16sdtdh="http://schemas.microsoft.com/office/word/2020/wordml/sdtdatahash" xmlns:w16sdtfl="http://schemas.microsoft.com/office/word/2024/wordml/sdtformatlock" xmlns:w16se="http://schemas.microsoft.com/office/word/2015/wordml/symex" xmlns:wpg="http://schemas.microsoft.com/office/word/2010/wordprocessingGroup" xmlns:wpi="http://schemas.microsoft.com/office/word/2010/wordprocessingInk" xmlns:wne="http://schemas.microsoft.com/office/word/2006/wordml" xmlns:wps="http://schemas.microsoft.com/office/word/2010/wordprocessingShape" mc:Ignorable="w14 w15 w16se w16cid w16 w16cex w16sdtdh w16sdtfl w16du wp14">
+<w:document xmlns:wpc="http://schemas.microsoft.com/office/word/2010/wordprocessingCanvas" xmlns:cx="http://schemas.microsoft.com/office/drawing/2014/chartex" xmlns:cx1="http://schemas.microsoft.com/office/drawing/2015/9/8/chartex" xmlns:cx2="http://schemas.microsoft.com/office/drawing/2015/10/21/chartex" xmlns:cx3="http://schemas.microsoft.com/office/drawing/2016/5/9/chartex" xmlns:cx4="http://schemas.microsoft.com/office/drawing/2016/5/10/chartex" xmlns:cx5="http://schemas.microsoft.com/office/drawing/2016/5/11/chartex" xmlns:cx6="http://schemas.microsoft.com/office/drawing/2016/5/12/chartex" xmlns:cx7="http://schemas.microsoft.com/office/drawing/2016/5/13/chartex" xmlns:cx8="http://schemas.microsoft.com/office/drawing/2016/5/14/chartex" xmlns:mc="http://schemas.openxmlformats.org/markup-compatibility/2006" xmlns:aink="http://schemas.microsoft.com/office/drawing/2016/ink" xmlns:am3d="http://schemas.microsoft.com/office/drawing/2017/model3d" xmlns:o="urn:schemas-microsoft-com:office:office" xmlns:oel="http://schemas.microsoft.com/office/2019/extlst" xmlns:r="http://schemas.openxmlformats.org/officeDocument/2006/relationships" xmlns:m="http://schemas.openxmlformats.org/officeDocument/2006/math" xmlns:v="urn:schemas-microsoft-com:vml" xmlns:wp14="http://schemas.microsoft.com/office/word/2010/wordprocessingDrawing" xmlns:wp="http://schemas.openxmlformats.org/drawingml/2006/wordprocessingDrawing" xmlns:w10="urn:schemas-microsoft-com:office:word" xmlns:w="http://schemas.openxmlformats.org/wordprocessingml/2006/main" xmlns:w14="http://schemas.microsoft.com/office/word/2010/wordml" xmlns:w15="http://schemas.microsoft.com/office/word/2012/wordml" xmlns:w16cex="http://schemas.microsoft.com/office/word/2018/wordml/cex" xmlns:w16cid="http://schemas.microsoft.com/office/word/2016/wordml/cid" xmlns:w16="http://schemas.microsoft.com/office/word/2018/wordml" xmlns:w16du="http://schemas.microsoft.com/office/word/2023/wordml/word16du" xmlns:w16sdtdh="http://schemas.microsoft.com/office/word/2020/wordml/sdtdatahash" xmlns:w16sdtfl="http://schemas.microsoft.com/office/word/2024/wordml/sdtformatlock" xmlns:w16se="http://schemas.microsoft.com/office/word/2015/wordml/symex" xmlns:wpg="http://schemas.microsoft.com/office/word/2010/wordprocessingGroup" xmlns:wpi="http://schemas.microsoft.com/office/word/2010/wordprocessingInk" xmlns:wne="http://schemas.microsoft.com/office/word/2006/wordml" xmlns:wps="http://schemas.microsoft.com/office/word/2010/wordprocessingShape" mc:Ignorable="w14 w15 w16se w16cid w16 w16cex w16sdtdh w16sdtfl w16du wp14">
   <w:body>
     <w:p>
       <w:pPr>
         <w:jc w:val="center"/>
         <w:rPr>
-          <w:sz w:val="28"/>
-          <w:szCs w:val="28"/>
-        </w:rPr>
-      </w:pPr>
-      <w:r>
-        <w:rPr>
-          <w:b/>
-          <w:bCs/>
-          <w:sz w:val="28"/>
-          <w:szCs w:val="28"/>
+          <w:sz w:val="24"/>
+          <w:szCs w:val="24"/>
+        </w:rPr>
+      </w:pPr>
+      <w:r>
+        <w:rPr>
+          <w:b/>
+          <w:bCs/>
+          <w:sz w:val="24"/>
+          <w:szCs w:val="24"/>
           <w:u w:val="single"/>
         </w:rPr>
-        <w:t>Docker</w:t>
+        <w:t>Terraform</w:t>
       </w:r>
     </w:p>
     <w:p>
       <w:pPr>
         <w:jc w:val="center"/>
         <w:rPr>
-          <w:b/>
-          <w:bCs/>
-          <w:sz w:val="28"/>
-          <w:szCs w:val="28"/>
+          <w:sz w:val="24"/>
+          <w:szCs w:val="24"/>
         </w:rPr>
       </w:pPr>
       <w:proofErr w:type="gramStart"/>
@@ -36,8 +34,8 @@
         <w:rPr>
           <w:b/>
           <w:bCs/>
-          <w:sz w:val="28"/>
-          <w:szCs w:val="28"/>
+          <w:sz w:val="24"/>
+          <w:szCs w:val="24"/>
         </w:rPr>
         <w:t>DEVOPS  |</w:t>
       </w:r>
@@ -46,58 +44,39 @@
         <w:rPr>
           <w:b/>
           <w:bCs/>
-          <w:sz w:val="28"/>
-          <w:szCs w:val="28"/>
+          <w:sz w:val="24"/>
+          <w:szCs w:val="24"/>
         </w:rPr>
         <w:t>  Assignment</w:t>
       </w:r>
     </w:p>
     <w:p>
       <w:pPr>
-        <w:jc w:val="center"/>
-        <w:rPr>
-          <w:b/>
-          <w:bCs/>
-          <w:sz w:val="28"/>
-          <w:szCs w:val="28"/>
-        </w:rPr>
-      </w:pPr>
-    </w:p>
-    <w:p>
-      <w:pPr>
-        <w:rPr>
-          <w:b/>
-          <w:bCs/>
-          <w:sz w:val="28"/>
-          <w:szCs w:val="28"/>
-        </w:rPr>
-      </w:pPr>
-      <w:r>
-        <w:rPr>
-          <w:b/>
-          <w:bCs/>
-          <w:sz w:val="28"/>
-          <w:szCs w:val="28"/>
-        </w:rPr>
-        <w:t xml:space="preserve">GitHub Repository </w:t>
-      </w:r>
-      <w:proofErr w:type="gramStart"/>
-      <w:r>
-        <w:rPr>
-          <w:b/>
-          <w:bCs/>
-          <w:sz w:val="28"/>
-          <w:szCs w:val="28"/>
-        </w:rPr>
-        <w:t>Link :</w:t>
-      </w:r>
-      <w:proofErr w:type="gramEnd"/>
-      <w:r>
-        <w:rPr>
-          <w:b/>
-          <w:bCs/>
-          <w:sz w:val="28"/>
-          <w:szCs w:val="28"/>
+        <w:rPr>
+          <w:b/>
+          <w:bCs/>
+        </w:rPr>
+      </w:pPr>
+      <w:proofErr w:type="spellStart"/>
+      <w:r>
+        <w:rPr>
+          <w:b/>
+          <w:bCs/>
+        </w:rPr>
+        <w:t>Github</w:t>
+      </w:r>
+      <w:proofErr w:type="spellEnd"/>
+      <w:r>
+        <w:rPr>
+          <w:b/>
+          <w:bCs/>
+        </w:rPr>
+        <w:t xml:space="preserve"> Repo:</w:t>
+      </w:r>
+      <w:r>
+        <w:rPr>
+          <w:b/>
+          <w:bCs/>
         </w:rPr>
         <w:t xml:space="preserve"> </w:t>
       </w:r>
@@ -107,206 +86,33 @@
             <w:rStyle w:val="Hyperlink"/>
             <w:b/>
             <w:bCs/>
-            <w:sz w:val="28"/>
-            <w:szCs w:val="28"/>
           </w:rPr>
-          <w:t>https://github.com/rushi2212/tutedude-docker.git</w:t>
+          <w:t>https://github.com/rushi2212/Terraform.git</w:t>
         </w:r>
       </w:hyperlink>
-    </w:p>
-    <w:p>
-      <w:pPr>
-        <w:rPr>
-          <w:b/>
-          <w:bCs/>
-          <w:sz w:val="28"/>
-          <w:szCs w:val="28"/>
-        </w:rPr>
-      </w:pPr>
-      <w:r>
-        <w:rPr>
-          <w:b/>
-          <w:bCs/>
-          <w:sz w:val="28"/>
-          <w:szCs w:val="28"/>
-        </w:rPr>
-        <w:t>Docker Hub frontend link</w:t>
-      </w:r>
-      <w:r>
-        <w:rPr>
-          <w:b/>
-          <w:bCs/>
-          <w:sz w:val="28"/>
-          <w:szCs w:val="28"/>
-        </w:rPr>
-        <w:t xml:space="preserve">: </w:t>
-      </w:r>
-      <w:hyperlink r:id="rId6" w:history="1">
-        <w:r>
-          <w:rPr>
-            <w:rStyle w:val="Hyperlink"/>
-            <w:b/>
-            <w:bCs/>
-            <w:sz w:val="28"/>
-            <w:szCs w:val="28"/>
-          </w:rPr>
-          <w:t>https://hub.docker.com/r/rushikesh220703/rushikesh-docker-frontend</w:t>
-        </w:r>
-      </w:hyperlink>
-    </w:p>
-    <w:p>
-      <w:pPr>
-        <w:rPr>
-          <w:b/>
-          <w:bCs/>
-          <w:sz w:val="28"/>
-          <w:szCs w:val="28"/>
-        </w:rPr>
-      </w:pPr>
-    </w:p>
-    <w:p>
-      <w:pPr>
-        <w:rPr>
-          <w:b/>
-          <w:bCs/>
-          <w:sz w:val="28"/>
-          <w:szCs w:val="28"/>
-        </w:rPr>
-      </w:pPr>
-      <w:r>
-        <w:rPr>
-          <w:b/>
-          <w:bCs/>
-          <w:sz w:val="28"/>
-          <w:szCs w:val="28"/>
-        </w:rPr>
-        <w:t>Docker Hub backend link</w:t>
-      </w:r>
-      <w:r>
-        <w:rPr>
-          <w:b/>
-          <w:bCs/>
-          <w:sz w:val="28"/>
-          <w:szCs w:val="28"/>
-        </w:rPr>
-        <w:t>:</w:t>
-      </w:r>
-      <w:r>
-        <w:t xml:space="preserve"> </w:t>
-      </w:r>
-      <w:hyperlink r:id="rId7" w:history="1">
-        <w:r>
-          <w:rPr>
-            <w:rStyle w:val="Hyperlink"/>
-            <w:b/>
-            <w:bCs/>
-            <w:sz w:val="28"/>
-            <w:szCs w:val="28"/>
-          </w:rPr>
-          <w:t>https://hub.docker.com/r/rushikesh220703/rushikesh-docker-backend</w:t>
-        </w:r>
-      </w:hyperlink>
-    </w:p>
-    <w:p>
-      <w:pPr>
-        <w:rPr>
-          <w:b/>
-          <w:bCs/>
-          <w:sz w:val="28"/>
-          <w:szCs w:val="28"/>
-        </w:rPr>
-      </w:pPr>
-    </w:p>
-    <w:p>
-      <w:pPr>
-        <w:rPr>
-          <w:sz w:val="28"/>
-          <w:szCs w:val="28"/>
-        </w:rPr>
-      </w:pPr>
-      <w:r>
-        <w:rPr>
-          <w:b/>
-          <w:bCs/>
-          <w:sz w:val="28"/>
-          <w:szCs w:val="28"/>
-        </w:rPr>
-        <w:t>1. Frontend (Node.js with Express)</w:t>
-      </w:r>
-    </w:p>
-    <w:p>
-      <w:pPr>
-        <w:numPr>
-          <w:ilvl w:val="0"/>
-          <w:numId w:val="1"/>
-        </w:numPr>
-        <w:rPr>
-          <w:sz w:val="28"/>
-          <w:szCs w:val="28"/>
-        </w:rPr>
-      </w:pPr>
-      <w:r>
-        <w:rPr>
-          <w:sz w:val="28"/>
-          <w:szCs w:val="28"/>
-        </w:rPr>
-        <w:t>Create a frontend using Express and Node.js.</w:t>
-      </w:r>
-    </w:p>
-    <w:p>
-      <w:pPr>
-        <w:numPr>
-          <w:ilvl w:val="0"/>
-          <w:numId w:val="1"/>
-        </w:numPr>
-        <w:rPr>
-          <w:sz w:val="28"/>
-          <w:szCs w:val="28"/>
-        </w:rPr>
-      </w:pPr>
-      <w:r>
-        <w:rPr>
-          <w:sz w:val="28"/>
-          <w:szCs w:val="28"/>
-        </w:rPr>
-        <w:t>Include a form similar to the one from the Flask Assignment 2.</w:t>
-      </w:r>
-    </w:p>
-    <w:p>
-      <w:pPr>
-        <w:numPr>
-          <w:ilvl w:val="0"/>
-          <w:numId w:val="1"/>
-        </w:numPr>
-        <w:rPr>
-          <w:sz w:val="28"/>
-          <w:szCs w:val="28"/>
-        </w:rPr>
-      </w:pPr>
-      <w:r>
-        <w:rPr>
-          <w:sz w:val="28"/>
-          <w:szCs w:val="28"/>
-        </w:rPr>
-        <w:t>Configure the form to send a request to the Flask backend.</w:t>
-      </w:r>
-    </w:p>
-    <w:p>
-      <w:pPr>
-        <w:rPr>
-          <w:sz w:val="28"/>
-          <w:szCs w:val="28"/>
-        </w:rPr>
-      </w:pPr>
+      <w:r>
+        <w:rPr>
+          <w:b/>
+          <w:bCs/>
+        </w:rPr>
+        <w:br/>
+      </w:r>
+      <w:r>
+        <w:rPr>
+          <w:b/>
+          <w:bCs/>
+        </w:rPr>
+        <w:br/>
+      </w:r>
       <w:r>
         <w:rPr>
           <w:noProof/>
         </w:rPr>
         <w:drawing>
-          <wp:inline distT="0" distB="0" distL="0" distR="0" wp14:anchorId="7C491166" wp14:editId="04AA32BC">
-            <wp:extent cx="6430010" cy="3615690"/>
-            <wp:effectExtent l="0" t="0" r="8890" b="3810"/>
-            <wp:docPr id="1147785377" name="Picture 5"/>
+          <wp:inline distT="0" distB="0" distL="0" distR="0" wp14:anchorId="317F5786" wp14:editId="0CE7DA8B">
+            <wp:extent cx="6430010" cy="3609340"/>
+            <wp:effectExtent l="0" t="0" r="8890" b="0"/>
+            <wp:docPr id="571576101" name="Picture 1"/>
             <wp:cNvGraphicFramePr>
               <a:graphicFrameLocks xmlns:a="http://schemas.openxmlformats.org/drawingml/2006/main" noChangeAspect="1"/>
             </wp:cNvGraphicFramePr>
@@ -314,7 +120,130 @@
               <a:graphicData uri="http://schemas.openxmlformats.org/drawingml/2006/picture">
                 <pic:pic xmlns:pic="http://schemas.openxmlformats.org/drawingml/2006/picture">
                   <pic:nvPicPr>
-                    <pic:cNvPr id="0" name="Picture 21"/>
+                    <pic:cNvPr id="0" name="Picture 1"/>
+                    <pic:cNvPicPr>
+                      <a:picLocks noChangeAspect="1" noChangeArrowheads="1"/>
+                    </pic:cNvPicPr>
+                  </pic:nvPicPr>
+                  <pic:blipFill>
+                    <a:blip r:embed="rId6" cstate="print">
+                      <a:extLst>
+                        <a:ext uri="{28A0092B-C50C-407E-A947-70E740481C1C}">
+                          <a14:useLocalDpi xmlns:a14="http://schemas.microsoft.com/office/drawing/2010/main" val="0"/>
+                        </a:ext>
+                      </a:extLst>
+                    </a:blip>
+                    <a:srcRect/>
+                    <a:stretch>
+                      <a:fillRect/>
+                    </a:stretch>
+                  </pic:blipFill>
+                  <pic:spPr bwMode="auto">
+                    <a:xfrm>
+                      <a:off x="0" y="0"/>
+                      <a:ext cx="6430010" cy="3609340"/>
+                    </a:xfrm>
+                    <a:prstGeom prst="rect">
+                      <a:avLst/>
+                    </a:prstGeom>
+                    <a:noFill/>
+                    <a:ln>
+                      <a:noFill/>
+                    </a:ln>
+                  </pic:spPr>
+                </pic:pic>
+              </a:graphicData>
+            </a:graphic>
+          </wp:inline>
+        </w:drawing>
+      </w:r>
+    </w:p>
+    <w:p>
+      <w:pPr>
+        <w:rPr>
+          <w:b/>
+          <w:bCs/>
+        </w:rPr>
+      </w:pPr>
+      <w:r>
+        <w:rPr>
+          <w:noProof/>
+        </w:rPr>
+        <w:drawing>
+          <wp:inline distT="0" distB="0" distL="0" distR="0" wp14:anchorId="2BC6F14F" wp14:editId="153F08B2">
+            <wp:extent cx="6430010" cy="3615690"/>
+            <wp:effectExtent l="0" t="0" r="8890" b="3810"/>
+            <wp:docPr id="1547855638" name="Picture 2"/>
+            <wp:cNvGraphicFramePr>
+              <a:graphicFrameLocks xmlns:a="http://schemas.openxmlformats.org/drawingml/2006/main" noChangeAspect="1"/>
+            </wp:cNvGraphicFramePr>
+            <a:graphic xmlns:a="http://schemas.openxmlformats.org/drawingml/2006/main">
+              <a:graphicData uri="http://schemas.openxmlformats.org/drawingml/2006/picture">
+                <pic:pic xmlns:pic="http://schemas.openxmlformats.org/drawingml/2006/picture">
+                  <pic:nvPicPr>
+                    <pic:cNvPr id="0" name="Picture 3"/>
+                    <pic:cNvPicPr>
+                      <a:picLocks noChangeAspect="1" noChangeArrowheads="1"/>
+                    </pic:cNvPicPr>
+                  </pic:nvPicPr>
+                  <pic:blipFill>
+                    <a:blip r:embed="rId7" cstate="print">
+                      <a:extLst>
+                        <a:ext uri="{28A0092B-C50C-407E-A947-70E740481C1C}">
+                          <a14:useLocalDpi xmlns:a14="http://schemas.microsoft.com/office/drawing/2010/main" val="0"/>
+                        </a:ext>
+                      </a:extLst>
+                    </a:blip>
+                    <a:srcRect/>
+                    <a:stretch>
+                      <a:fillRect/>
+                    </a:stretch>
+                  </pic:blipFill>
+                  <pic:spPr bwMode="auto">
+                    <a:xfrm>
+                      <a:off x="0" y="0"/>
+                      <a:ext cx="6430010" cy="3615690"/>
+                    </a:xfrm>
+                    <a:prstGeom prst="rect">
+                      <a:avLst/>
+                    </a:prstGeom>
+                    <a:noFill/>
+                    <a:ln>
+                      <a:noFill/>
+                    </a:ln>
+                  </pic:spPr>
+                </pic:pic>
+              </a:graphicData>
+            </a:graphic>
+          </wp:inline>
+        </w:drawing>
+      </w:r>
+    </w:p>
+    <w:p>
+      <w:pPr>
+        <w:rPr>
+          <w:b/>
+          <w:bCs/>
+        </w:rPr>
+      </w:pPr>
+      <w:r>
+        <w:rPr>
+          <w:noProof/>
+        </w:rPr>
+        <w:lastRenderedPageBreak/>
+        <w:drawing>
+          <wp:inline distT="0" distB="0" distL="0" distR="0" wp14:anchorId="4EF0E411" wp14:editId="7549023D">
+            <wp:extent cx="6430010" cy="3615690"/>
+            <wp:effectExtent l="0" t="0" r="8890" b="3810"/>
+            <wp:docPr id="1870094771" name="Picture 3"/>
+            <wp:cNvGraphicFramePr>
+              <a:graphicFrameLocks xmlns:a="http://schemas.openxmlformats.org/drawingml/2006/main" noChangeAspect="1"/>
+            </wp:cNvGraphicFramePr>
+            <a:graphic xmlns:a="http://schemas.openxmlformats.org/drawingml/2006/main">
+              <a:graphicData uri="http://schemas.openxmlformats.org/drawingml/2006/picture">
+                <pic:pic xmlns:pic="http://schemas.openxmlformats.org/drawingml/2006/picture">
+                  <pic:nvPicPr>
+                    <pic:cNvPr id="0" name="Picture 5"/>
                     <pic:cNvPicPr>
                       <a:picLocks noChangeAspect="1" noChangeArrowheads="1"/>
                     </pic:cNvPicPr>
@@ -355,20 +284,19 @@
     <w:p>
       <w:pPr>
         <w:rPr>
-          <w:sz w:val="28"/>
-          <w:szCs w:val="28"/>
+          <w:b/>
+          <w:bCs/>
         </w:rPr>
       </w:pPr>
       <w:r>
         <w:rPr>
           <w:noProof/>
         </w:rPr>
-        <w:lastRenderedPageBreak/>
         <w:drawing>
-          <wp:inline distT="0" distB="0" distL="0" distR="0" wp14:anchorId="30C2C1EB" wp14:editId="4C94D488">
+          <wp:inline distT="0" distB="0" distL="0" distR="0" wp14:anchorId="08A93103" wp14:editId="297B2BB8">
             <wp:extent cx="6430010" cy="3615690"/>
             <wp:effectExtent l="0" t="0" r="8890" b="3810"/>
-            <wp:docPr id="729082189" name="Picture 6"/>
+            <wp:docPr id="470087180" name="Picture 4"/>
             <wp:cNvGraphicFramePr>
               <a:graphicFrameLocks xmlns:a="http://schemas.openxmlformats.org/drawingml/2006/main" noChangeAspect="1"/>
             </wp:cNvGraphicFramePr>
@@ -376,7 +304,7 @@
               <a:graphicData uri="http://schemas.openxmlformats.org/drawingml/2006/picture">
                 <pic:pic xmlns:pic="http://schemas.openxmlformats.org/drawingml/2006/picture">
                   <pic:nvPicPr>
-                    <pic:cNvPr id="0" name="Picture 23"/>
+                    <pic:cNvPr id="0" name="Picture 7"/>
                     <pic:cNvPicPr>
                       <a:picLocks noChangeAspect="1" noChangeArrowheads="1"/>
                     </pic:cNvPicPr>
@@ -417,263 +345,20 @@
     <w:p>
       <w:pPr>
         <w:rPr>
-          <w:sz w:val="28"/>
-          <w:szCs w:val="28"/>
-        </w:rPr>
-      </w:pPr>
-      <w:r>
-        <w:rPr>
-          <w:b/>
-          <w:bCs/>
-          <w:sz w:val="28"/>
-          <w:szCs w:val="28"/>
-        </w:rPr>
-        <w:t>2. Backend (Flask)</w:t>
-      </w:r>
-    </w:p>
-    <w:p>
-      <w:pPr>
-        <w:numPr>
-          <w:ilvl w:val="0"/>
-          <w:numId w:val="2"/>
-        </w:numPr>
-        <w:rPr>
-          <w:sz w:val="28"/>
-          <w:szCs w:val="28"/>
-        </w:rPr>
-      </w:pPr>
-      <w:r>
-        <w:rPr>
-          <w:sz w:val="28"/>
-          <w:szCs w:val="28"/>
-        </w:rPr>
-        <w:t>Use the Flask backend to handle the form submission and process the data.</w:t>
-      </w:r>
-    </w:p>
-    <w:p>
-      <w:pPr>
-        <w:rPr>
-          <w:sz w:val="28"/>
-          <w:szCs w:val="28"/>
-        </w:rPr>
-      </w:pPr>
-      <w:r>
-        <w:rPr>
-          <w:b/>
-          <w:bCs/>
-          <w:sz w:val="28"/>
-          <w:szCs w:val="28"/>
-        </w:rPr>
-        <w:t>3. Folder Structure</w:t>
-      </w:r>
-    </w:p>
-    <w:p>
-      <w:pPr>
-        <w:numPr>
-          <w:ilvl w:val="0"/>
-          <w:numId w:val="3"/>
-        </w:numPr>
-        <w:rPr>
-          <w:sz w:val="28"/>
-          <w:szCs w:val="28"/>
-        </w:rPr>
-      </w:pPr>
-      <w:r>
-        <w:rPr>
-          <w:sz w:val="28"/>
-          <w:szCs w:val="28"/>
-        </w:rPr>
-        <w:t>Organize the project with separate folders for the frontend and backend.</w:t>
-      </w:r>
-    </w:p>
-    <w:p>
-      <w:pPr>
-        <w:rPr>
-          <w:sz w:val="28"/>
-          <w:szCs w:val="28"/>
-        </w:rPr>
-      </w:pPr>
-      <w:r>
-        <w:rPr>
-          <w:b/>
-          <w:bCs/>
-          <w:sz w:val="28"/>
-          <w:szCs w:val="28"/>
-        </w:rPr>
-        <w:t>4. Docker Configuration</w:t>
-      </w:r>
-    </w:p>
-    <w:p>
-      <w:pPr>
-        <w:numPr>
-          <w:ilvl w:val="0"/>
-          <w:numId w:val="4"/>
-        </w:numPr>
-        <w:rPr>
-          <w:sz w:val="28"/>
-          <w:szCs w:val="28"/>
-        </w:rPr>
-      </w:pPr>
-      <w:r>
-        <w:rPr>
-          <w:sz w:val="28"/>
-          <w:szCs w:val="28"/>
-        </w:rPr>
-        <w:t xml:space="preserve">Create a </w:t>
-      </w:r>
-      <w:proofErr w:type="spellStart"/>
-      <w:r>
-        <w:rPr>
-          <w:sz w:val="28"/>
-          <w:szCs w:val="28"/>
-        </w:rPr>
-        <w:t>Dockerfile</w:t>
-      </w:r>
-      <w:proofErr w:type="spellEnd"/>
-      <w:r>
-        <w:rPr>
-          <w:sz w:val="28"/>
-          <w:szCs w:val="28"/>
-        </w:rPr>
-        <w:t xml:space="preserve"> for both the frontend and backend.</w:t>
-      </w:r>
-    </w:p>
-    <w:p>
-      <w:pPr>
-        <w:numPr>
-          <w:ilvl w:val="0"/>
-          <w:numId w:val="5"/>
-        </w:numPr>
-        <w:rPr>
-          <w:sz w:val="28"/>
-          <w:szCs w:val="28"/>
-        </w:rPr>
-      </w:pPr>
-      <w:r>
-        <w:rPr>
-          <w:sz w:val="28"/>
-          <w:szCs w:val="28"/>
-        </w:rPr>
-        <w:t>Write a .</w:t>
-      </w:r>
-      <w:proofErr w:type="spellStart"/>
-      <w:r>
-        <w:rPr>
-          <w:sz w:val="28"/>
-          <w:szCs w:val="28"/>
-        </w:rPr>
-        <w:t>yaml</w:t>
-      </w:r>
-      <w:proofErr w:type="spellEnd"/>
-      <w:r>
-        <w:rPr>
-          <w:sz w:val="28"/>
-          <w:szCs w:val="28"/>
-        </w:rPr>
-        <w:t xml:space="preserve"> file (Docker Compose) to connect both services in the same network.</w:t>
-      </w:r>
-    </w:p>
-    <w:p>
-      <w:pPr>
-        <w:numPr>
-          <w:ilvl w:val="0"/>
-          <w:numId w:val="6"/>
-        </w:numPr>
-        <w:rPr>
-          <w:sz w:val="28"/>
-          <w:szCs w:val="28"/>
-        </w:rPr>
-      </w:pPr>
-      <w:r>
-        <w:rPr>
-          <w:sz w:val="28"/>
-          <w:szCs w:val="28"/>
-        </w:rPr>
-        <w:t xml:space="preserve">Upload both images to Docker Hub, and push your whole code to GitHub. Add </w:t>
-      </w:r>
-      <w:proofErr w:type="spellStart"/>
-      <w:r>
-        <w:rPr>
-          <w:sz w:val="28"/>
-          <w:szCs w:val="28"/>
-        </w:rPr>
-        <w:t>node_modules</w:t>
-      </w:r>
-      <w:proofErr w:type="spellEnd"/>
-      <w:r>
-        <w:rPr>
-          <w:sz w:val="28"/>
-          <w:szCs w:val="28"/>
-        </w:rPr>
-        <w:t xml:space="preserve"> and other non-required files (e.g.</w:t>
-      </w:r>
-      <w:proofErr w:type="gramStart"/>
-      <w:r>
-        <w:rPr>
-          <w:sz w:val="28"/>
-          <w:szCs w:val="28"/>
-        </w:rPr>
-        <w:t>, .</w:t>
-      </w:r>
-      <w:proofErr w:type="spellStart"/>
-      <w:r>
-        <w:rPr>
-          <w:sz w:val="28"/>
-          <w:szCs w:val="28"/>
-        </w:rPr>
-        <w:t>vscode</w:t>
-      </w:r>
-      <w:proofErr w:type="spellEnd"/>
-      <w:proofErr w:type="gramEnd"/>
-      <w:r>
-        <w:rPr>
-          <w:sz w:val="28"/>
-          <w:szCs w:val="28"/>
-        </w:rPr>
-        <w:t xml:space="preserve">) </w:t>
-      </w:r>
-      <w:proofErr w:type="gramStart"/>
-      <w:r>
-        <w:rPr>
-          <w:sz w:val="28"/>
-          <w:szCs w:val="28"/>
-        </w:rPr>
-        <w:t>to .</w:t>
-      </w:r>
-      <w:proofErr w:type="spellStart"/>
-      <w:r>
-        <w:rPr>
-          <w:sz w:val="28"/>
-          <w:szCs w:val="28"/>
-        </w:rPr>
-        <w:t>gitignore</w:t>
-      </w:r>
-      <w:proofErr w:type="spellEnd"/>
-      <w:proofErr w:type="gramEnd"/>
-      <w:r>
-        <w:rPr>
-          <w:sz w:val="28"/>
-          <w:szCs w:val="28"/>
-        </w:rPr>
-        <w:t>.</w:t>
-      </w:r>
-    </w:p>
-    <w:p>
-      <w:pPr>
-        <w:rPr>
-          <w:sz w:val="28"/>
-          <w:szCs w:val="28"/>
+          <w:b/>
+          <w:bCs/>
         </w:rPr>
       </w:pPr>
       <w:r>
         <w:rPr>
           <w:noProof/>
         </w:rPr>
+        <w:lastRenderedPageBreak/>
         <w:drawing>
-          <wp:inline distT="0" distB="0" distL="0" distR="0" wp14:anchorId="27E68629" wp14:editId="0B9E2241">
-            <wp:extent cx="6430010" cy="3078480"/>
-            <wp:effectExtent l="0" t="0" r="8890" b="7620"/>
-            <wp:docPr id="1558759458" name="Picture 7"/>
+          <wp:inline distT="0" distB="0" distL="0" distR="0" wp14:anchorId="7B255D83" wp14:editId="708251C9">
+            <wp:extent cx="6430010" cy="3615690"/>
+            <wp:effectExtent l="0" t="0" r="8890" b="3810"/>
+            <wp:docPr id="1283748560" name="Picture 5"/>
             <wp:cNvGraphicFramePr>
               <a:graphicFrameLocks xmlns:a="http://schemas.openxmlformats.org/drawingml/2006/main" noChangeAspect="1"/>
             </wp:cNvGraphicFramePr>
@@ -681,7 +366,7 @@
               <a:graphicData uri="http://schemas.openxmlformats.org/drawingml/2006/picture">
                 <pic:pic xmlns:pic="http://schemas.openxmlformats.org/drawingml/2006/picture">
                   <pic:nvPicPr>
-                    <pic:cNvPr id="0" name="Picture 25"/>
+                    <pic:cNvPr id="0" name="Picture 9"/>
                     <pic:cNvPicPr>
                       <a:picLocks noChangeAspect="1" noChangeArrowheads="1"/>
                     </pic:cNvPicPr>
@@ -702,7 +387,7 @@
                   <pic:spPr bwMode="auto">
                     <a:xfrm>
                       <a:off x="0" y="0"/>
-                      <a:ext cx="6430010" cy="3078480"/>
+                      <a:ext cx="6430010" cy="3615690"/>
                     </a:xfrm>
                     <a:prstGeom prst="rect">
                       <a:avLst/>
@@ -722,20 +407,19 @@
     <w:p>
       <w:pPr>
         <w:rPr>
-          <w:sz w:val="28"/>
-          <w:szCs w:val="28"/>
+          <w:b/>
+          <w:bCs/>
         </w:rPr>
       </w:pPr>
       <w:r>
         <w:rPr>
           <w:noProof/>
         </w:rPr>
-        <w:lastRenderedPageBreak/>
         <w:drawing>
-          <wp:inline distT="0" distB="0" distL="0" distR="0" wp14:anchorId="019B9B28" wp14:editId="1D561CDE">
-            <wp:extent cx="6430010" cy="3304540"/>
-            <wp:effectExtent l="0" t="0" r="8890" b="0"/>
-            <wp:docPr id="1794636256" name="Picture 8"/>
+          <wp:inline distT="0" distB="0" distL="0" distR="0" wp14:anchorId="2C00DDCE" wp14:editId="0560E01C">
+            <wp:extent cx="6430010" cy="3612515"/>
+            <wp:effectExtent l="0" t="0" r="8890" b="6985"/>
+            <wp:docPr id="107547657" name="Picture 6"/>
             <wp:cNvGraphicFramePr>
               <a:graphicFrameLocks xmlns:a="http://schemas.openxmlformats.org/drawingml/2006/main" noChangeAspect="1"/>
             </wp:cNvGraphicFramePr>
@@ -743,7 +427,7 @@
               <a:graphicData uri="http://schemas.openxmlformats.org/drawingml/2006/picture">
                 <pic:pic xmlns:pic="http://schemas.openxmlformats.org/drawingml/2006/picture">
                   <pic:nvPicPr>
-                    <pic:cNvPr id="0" name="Picture 27"/>
+                    <pic:cNvPr id="0" name="Picture 11"/>
                     <pic:cNvPicPr>
                       <a:picLocks noChangeAspect="1" noChangeArrowheads="1"/>
                     </pic:cNvPicPr>
@@ -764,7 +448,7 @@
                   <pic:spPr bwMode="auto">
                     <a:xfrm>
                       <a:off x="0" y="0"/>
-                      <a:ext cx="6430010" cy="3304540"/>
+                      <a:ext cx="6430010" cy="3612515"/>
                     </a:xfrm>
                     <a:prstGeom prst="rect">
                       <a:avLst/>
@@ -780,238 +464,2180 @@
           </wp:inline>
         </w:drawing>
       </w:r>
-    </w:p>
-    <w:p>
-      <w:pPr>
-        <w:rPr>
-          <w:sz w:val="28"/>
-          <w:szCs w:val="28"/>
-        </w:rPr>
-      </w:pPr>
-      <w:r>
-        <w:rPr>
-          <w:noProof/>
-        </w:rPr>
-        <w:drawing>
-          <wp:inline distT="0" distB="0" distL="0" distR="0" wp14:anchorId="72D7113A" wp14:editId="53026128">
-            <wp:extent cx="6430010" cy="3312795"/>
-            <wp:effectExtent l="0" t="0" r="8890" b="1905"/>
-            <wp:docPr id="1487617332" name="Picture 9"/>
-            <wp:cNvGraphicFramePr>
-              <a:graphicFrameLocks xmlns:a="http://schemas.openxmlformats.org/drawingml/2006/main" noChangeAspect="1"/>
-            </wp:cNvGraphicFramePr>
-            <a:graphic xmlns:a="http://schemas.openxmlformats.org/drawingml/2006/main">
-              <a:graphicData uri="http://schemas.openxmlformats.org/drawingml/2006/picture">
-                <pic:pic xmlns:pic="http://schemas.openxmlformats.org/drawingml/2006/picture">
-                  <pic:nvPicPr>
-                    <pic:cNvPr id="0" name="Picture 29"/>
-                    <pic:cNvPicPr>
-                      <a:picLocks noChangeAspect="1" noChangeArrowheads="1"/>
-                    </pic:cNvPicPr>
-                  </pic:nvPicPr>
-                  <pic:blipFill>
-                    <a:blip r:embed="rId12" cstate="print">
-                      <a:extLst>
-                        <a:ext uri="{28A0092B-C50C-407E-A947-70E740481C1C}">
-                          <a14:useLocalDpi xmlns:a14="http://schemas.microsoft.com/office/drawing/2010/main" val="0"/>
-                        </a:ext>
-                      </a:extLst>
-                    </a:blip>
-                    <a:srcRect/>
-                    <a:stretch>
-                      <a:fillRect/>
-                    </a:stretch>
-                  </pic:blipFill>
-                  <pic:spPr bwMode="auto">
-                    <a:xfrm>
-                      <a:off x="0" y="0"/>
-                      <a:ext cx="6430010" cy="3312795"/>
-                    </a:xfrm>
-                    <a:prstGeom prst="rect">
-                      <a:avLst/>
-                    </a:prstGeom>
-                    <a:noFill/>
-                    <a:ln>
-                      <a:noFill/>
-                    </a:ln>
-                  </pic:spPr>
-                </pic:pic>
-              </a:graphicData>
-            </a:graphic>
-          </wp:inline>
-        </w:drawing>
-      </w:r>
-    </w:p>
-    <w:p>
-      <w:pPr>
-        <w:rPr>
-          <w:sz w:val="28"/>
-          <w:szCs w:val="28"/>
-        </w:rPr>
-      </w:pPr>
-      <w:r>
-        <w:rPr>
-          <w:noProof/>
-        </w:rPr>
-        <w:drawing>
-          <wp:inline distT="0" distB="0" distL="0" distR="0" wp14:anchorId="27EF6B57" wp14:editId="6A3A209F">
-            <wp:extent cx="6430010" cy="2372360"/>
-            <wp:effectExtent l="0" t="0" r="8890" b="8890"/>
-            <wp:docPr id="494456250" name="Picture 10"/>
-            <wp:cNvGraphicFramePr>
-              <a:graphicFrameLocks xmlns:a="http://schemas.openxmlformats.org/drawingml/2006/main" noChangeAspect="1"/>
-            </wp:cNvGraphicFramePr>
-            <a:graphic xmlns:a="http://schemas.openxmlformats.org/drawingml/2006/main">
-              <a:graphicData uri="http://schemas.openxmlformats.org/drawingml/2006/picture">
-                <pic:pic xmlns:pic="http://schemas.openxmlformats.org/drawingml/2006/picture">
-                  <pic:nvPicPr>
-                    <pic:cNvPr id="0" name="Picture 31"/>
-                    <pic:cNvPicPr>
-                      <a:picLocks noChangeAspect="1" noChangeArrowheads="1"/>
-                    </pic:cNvPicPr>
-                  </pic:nvPicPr>
-                  <pic:blipFill>
-                    <a:blip r:embed="rId13" cstate="print">
-                      <a:extLst>
-                        <a:ext uri="{28A0092B-C50C-407E-A947-70E740481C1C}">
-                          <a14:useLocalDpi xmlns:a14="http://schemas.microsoft.com/office/drawing/2010/main" val="0"/>
-                        </a:ext>
-                      </a:extLst>
-                    </a:blip>
-                    <a:srcRect/>
-                    <a:stretch>
-                      <a:fillRect/>
-                    </a:stretch>
-                  </pic:blipFill>
-                  <pic:spPr bwMode="auto">
-                    <a:xfrm>
-                      <a:off x="0" y="0"/>
-                      <a:ext cx="6430010" cy="2372360"/>
-                    </a:xfrm>
-                    <a:prstGeom prst="rect">
-                      <a:avLst/>
-                    </a:prstGeom>
-                    <a:noFill/>
-                    <a:ln>
-                      <a:noFill/>
-                    </a:ln>
-                  </pic:spPr>
-                </pic:pic>
-              </a:graphicData>
-            </a:graphic>
-          </wp:inline>
-        </w:drawing>
-      </w:r>
-    </w:p>
-    <w:p>
-      <w:pPr>
-        <w:rPr>
-          <w:sz w:val="28"/>
-          <w:szCs w:val="28"/>
-        </w:rPr>
-      </w:pPr>
-      <w:r>
-        <w:rPr>
-          <w:noProof/>
+      <w:r>
+        <w:rPr>
+          <w:b/>
+          <w:bCs/>
+        </w:rPr>
+        <w:br/>
+      </w:r>
+      <w:r>
+        <w:rPr>
+          <w:b/>
+          <w:bCs/>
+        </w:rPr>
+        <w:br/>
+      </w:r>
+    </w:p>
+    <w:p>
+      <w:pPr>
+        <w:rPr>
+          <w:b/>
+          <w:bCs/>
+        </w:rPr>
+      </w:pPr>
+    </w:p>
+    <w:p>
+      <w:pPr>
+        <w:rPr>
+          <w:b/>
+          <w:bCs/>
+        </w:rPr>
+      </w:pPr>
+    </w:p>
+    <w:p>
+      <w:pPr>
+        <w:rPr>
+          <w:b/>
+          <w:bCs/>
+        </w:rPr>
+      </w:pPr>
+    </w:p>
+    <w:p>
+      <w:pPr>
+        <w:rPr>
+          <w:b/>
+          <w:bCs/>
+        </w:rPr>
+      </w:pPr>
+    </w:p>
+    <w:p>
+      <w:pPr>
+        <w:rPr>
+          <w:b/>
+          <w:bCs/>
+        </w:rPr>
+      </w:pPr>
+    </w:p>
+    <w:p>
+      <w:pPr>
+        <w:rPr>
+          <w:b/>
+          <w:bCs/>
+        </w:rPr>
+      </w:pPr>
+    </w:p>
+    <w:p>
+      <w:pPr>
+        <w:rPr>
+          <w:b/>
+          <w:bCs/>
+        </w:rPr>
+      </w:pPr>
+    </w:p>
+    <w:p>
+      <w:pPr>
+        <w:rPr>
+          <w:b/>
+          <w:bCs/>
+          <w:sz w:val="28"/>
+          <w:szCs w:val="28"/>
+        </w:rPr>
+      </w:pPr>
+      <w:r>
+        <w:rPr>
+          <w:b/>
+          <w:bCs/>
+          <w:sz w:val="28"/>
+          <w:szCs w:val="28"/>
         </w:rPr>
         <w:lastRenderedPageBreak/>
-        <w:drawing>
-          <wp:inline distT="0" distB="0" distL="0" distR="0" wp14:anchorId="4A16E497" wp14:editId="3CD59ECE">
-            <wp:extent cx="6430010" cy="3406775"/>
-            <wp:effectExtent l="0" t="0" r="8890" b="3175"/>
-            <wp:docPr id="1273656333" name="Picture 11"/>
-            <wp:cNvGraphicFramePr>
-              <a:graphicFrameLocks xmlns:a="http://schemas.openxmlformats.org/drawingml/2006/main" noChangeAspect="1"/>
-            </wp:cNvGraphicFramePr>
-            <a:graphic xmlns:a="http://schemas.openxmlformats.org/drawingml/2006/main">
-              <a:graphicData uri="http://schemas.openxmlformats.org/drawingml/2006/picture">
-                <pic:pic xmlns:pic="http://schemas.openxmlformats.org/drawingml/2006/picture">
-                  <pic:nvPicPr>
-                    <pic:cNvPr id="0" name="Picture 33"/>
-                    <pic:cNvPicPr>
-                      <a:picLocks noChangeAspect="1" noChangeArrowheads="1"/>
-                    </pic:cNvPicPr>
-                  </pic:nvPicPr>
-                  <pic:blipFill>
-                    <a:blip r:embed="rId14" cstate="print">
-                      <a:extLst>
-                        <a:ext uri="{28A0092B-C50C-407E-A947-70E740481C1C}">
-                          <a14:useLocalDpi xmlns:a14="http://schemas.microsoft.com/office/drawing/2010/main" val="0"/>
-                        </a:ext>
-                      </a:extLst>
-                    </a:blip>
-                    <a:srcRect/>
-                    <a:stretch>
-                      <a:fillRect/>
-                    </a:stretch>
-                  </pic:blipFill>
-                  <pic:spPr bwMode="auto">
-                    <a:xfrm>
-                      <a:off x="0" y="0"/>
-                      <a:ext cx="6430010" cy="3406775"/>
-                    </a:xfrm>
-                    <a:prstGeom prst="rect">
-                      <a:avLst/>
-                    </a:prstGeom>
-                    <a:noFill/>
-                    <a:ln>
-                      <a:noFill/>
-                    </a:ln>
-                  </pic:spPr>
-                </pic:pic>
-              </a:graphicData>
-            </a:graphic>
-          </wp:inline>
-        </w:drawing>
-      </w:r>
-    </w:p>
-    <w:p>
-      <w:pPr>
-        <w:rPr>
-          <w:sz w:val="28"/>
-          <w:szCs w:val="28"/>
-        </w:rPr>
-      </w:pPr>
-      <w:r>
-        <w:rPr>
-          <w:noProof/>
-        </w:rPr>
-        <w:drawing>
-          <wp:inline distT="0" distB="0" distL="0" distR="0" wp14:anchorId="220E48E3" wp14:editId="6462C969">
-            <wp:extent cx="6430010" cy="3615055"/>
-            <wp:effectExtent l="0" t="0" r="8890" b="4445"/>
-            <wp:docPr id="1784763192" name="Picture 1"/>
-            <wp:cNvGraphicFramePr>
-              <a:graphicFrameLocks xmlns:a="http://schemas.openxmlformats.org/drawingml/2006/main" noChangeAspect="1"/>
-            </wp:cNvGraphicFramePr>
-            <a:graphic xmlns:a="http://schemas.openxmlformats.org/drawingml/2006/main">
-              <a:graphicData uri="http://schemas.openxmlformats.org/drawingml/2006/picture">
-                <pic:pic xmlns:pic="http://schemas.openxmlformats.org/drawingml/2006/picture">
-                  <pic:nvPicPr>
-                    <pic:cNvPr id="1784763192" name=""/>
-                    <pic:cNvPicPr/>
-                  </pic:nvPicPr>
-                  <pic:blipFill>
-                    <a:blip r:embed="rId15"/>
-                    <a:stretch>
-                      <a:fillRect/>
-                    </a:stretch>
-                  </pic:blipFill>
-                  <pic:spPr>
-                    <a:xfrm>
-                      <a:off x="0" y="0"/>
-                      <a:ext cx="6430010" cy="3615055"/>
-                    </a:xfrm>
-                    <a:prstGeom prst="rect">
-                      <a:avLst/>
-                    </a:prstGeom>
-                  </pic:spPr>
-                </pic:pic>
-              </a:graphicData>
-            </a:graphic>
-          </wp:inline>
-        </w:drawing>
-      </w:r>
+        <w:t>Terraform AWS Deployment Project</w:t>
+      </w:r>
+    </w:p>
+    <w:p>
+      <w:pPr>
+        <w:rPr>
+          <w:b/>
+          <w:bCs/>
+          <w:sz w:val="28"/>
+          <w:szCs w:val="28"/>
+        </w:rPr>
+      </w:pPr>
+      <w:r>
+        <w:rPr>
+          <w:b/>
+          <w:bCs/>
+          <w:sz w:val="28"/>
+          <w:szCs w:val="28"/>
+        </w:rPr>
+        <w:t>1. Introduction</w:t>
+      </w:r>
+    </w:p>
+    <w:p>
+      <w:pPr>
+        <w:rPr>
+          <w:sz w:val="28"/>
+          <w:szCs w:val="28"/>
+        </w:rPr>
+      </w:pPr>
+      <w:r>
+        <w:rPr>
+          <w:sz w:val="28"/>
+          <w:szCs w:val="28"/>
+        </w:rPr>
+        <w:t>In this project, I deployed a Flask backend and an Express frontend on AWS.</w:t>
+      </w:r>
+    </w:p>
+    <w:p>
+      <w:pPr>
+        <w:rPr>
+          <w:sz w:val="28"/>
+          <w:szCs w:val="28"/>
+        </w:rPr>
+      </w:pPr>
+      <w:r>
+        <w:rPr>
+          <w:sz w:val="28"/>
+          <w:szCs w:val="28"/>
+        </w:rPr>
+        <w:t>I used Terraform to create and manage the AWS resources.</w:t>
+      </w:r>
+    </w:p>
+    <w:p>
+      <w:pPr>
+        <w:rPr>
+          <w:sz w:val="28"/>
+          <w:szCs w:val="28"/>
+        </w:rPr>
+      </w:pPr>
+      <w:r>
+        <w:rPr>
+          <w:sz w:val="28"/>
+          <w:szCs w:val="28"/>
+        </w:rPr>
+        <w:t>I completed the project in three parts:</w:t>
+      </w:r>
+    </w:p>
+    <w:p>
+      <w:pPr>
+        <w:numPr>
+          <w:ilvl w:val="0"/>
+          <w:numId w:val="1"/>
+        </w:numPr>
+        <w:rPr>
+          <w:sz w:val="28"/>
+          <w:szCs w:val="28"/>
+        </w:rPr>
+      </w:pPr>
+      <w:r>
+        <w:rPr>
+          <w:sz w:val="28"/>
+          <w:szCs w:val="28"/>
+        </w:rPr>
+        <w:t>Single EC2 deployment</w:t>
+      </w:r>
+    </w:p>
+    <w:p>
+      <w:pPr>
+        <w:numPr>
+          <w:ilvl w:val="0"/>
+          <w:numId w:val="1"/>
+        </w:numPr>
+        <w:rPr>
+          <w:sz w:val="28"/>
+          <w:szCs w:val="28"/>
+        </w:rPr>
+      </w:pPr>
+      <w:r>
+        <w:rPr>
+          <w:sz w:val="28"/>
+          <w:szCs w:val="28"/>
+        </w:rPr>
+        <w:t>Separate EC2 deployment</w:t>
+      </w:r>
+    </w:p>
+    <w:p>
+      <w:pPr>
+        <w:numPr>
+          <w:ilvl w:val="0"/>
+          <w:numId w:val="1"/>
+        </w:numPr>
+        <w:rPr>
+          <w:sz w:val="28"/>
+          <w:szCs w:val="28"/>
+        </w:rPr>
+      </w:pPr>
+      <w:r>
+        <w:rPr>
+          <w:sz w:val="28"/>
+          <w:szCs w:val="28"/>
+        </w:rPr>
+        <w:t>Docker and ECS deployment</w:t>
+      </w:r>
+    </w:p>
+    <w:p>
+      <w:pPr>
+        <w:rPr>
+          <w:b/>
+          <w:bCs/>
+          <w:sz w:val="28"/>
+          <w:szCs w:val="28"/>
+        </w:rPr>
+      </w:pPr>
+      <w:r>
+        <w:rPr>
+          <w:sz w:val="28"/>
+          <w:szCs w:val="28"/>
+        </w:rPr>
+        <w:pict w14:anchorId="673B552C">
+          <v:rect id="_x0000_i1025" style="width:0;height:1.5pt" o:hralign="center" o:hrstd="t" o:hr="t" fillcolor="#a0a0a0" stroked="f"/>
+        </w:pict>
+      </w:r>
+    </w:p>
+    <w:p>
+      <w:pPr>
+        <w:rPr>
+          <w:b/>
+          <w:bCs/>
+          <w:sz w:val="28"/>
+          <w:szCs w:val="28"/>
+        </w:rPr>
+      </w:pPr>
+      <w:r>
+        <w:rPr>
+          <w:b/>
+          <w:bCs/>
+          <w:sz w:val="28"/>
+          <w:szCs w:val="28"/>
+        </w:rPr>
+        <w:t>3. Part 1 - Single EC2</w:t>
+      </w:r>
+    </w:p>
+    <w:p>
+      <w:pPr>
+        <w:rPr>
+          <w:sz w:val="28"/>
+          <w:szCs w:val="28"/>
+        </w:rPr>
+      </w:pPr>
+      <w:r>
+        <w:rPr>
+          <w:sz w:val="28"/>
+          <w:szCs w:val="28"/>
+        </w:rPr>
+        <w:t>In the first part, I used one EC2 instance for both applications.</w:t>
+      </w:r>
+    </w:p>
+    <w:p>
+      <w:pPr>
+        <w:rPr>
+          <w:sz w:val="28"/>
+          <w:szCs w:val="28"/>
+        </w:rPr>
+      </w:pPr>
+      <w:r>
+        <w:rPr>
+          <w:sz w:val="28"/>
+          <w:szCs w:val="28"/>
+        </w:rPr>
+        <w:t>Flask runs on port 5000.</w:t>
+      </w:r>
+    </w:p>
+    <w:p>
+      <w:pPr>
+        <w:rPr>
+          <w:sz w:val="28"/>
+          <w:szCs w:val="28"/>
+        </w:rPr>
+      </w:pPr>
+      <w:r>
+        <w:rPr>
+          <w:sz w:val="28"/>
+          <w:szCs w:val="28"/>
+        </w:rPr>
+        <w:t>Express runs on port 3000.</w:t>
+      </w:r>
+    </w:p>
+    <w:p>
+      <w:pPr>
+        <w:rPr>
+          <w:sz w:val="28"/>
+          <w:szCs w:val="28"/>
+        </w:rPr>
+      </w:pPr>
+      <w:r>
+        <w:rPr>
+          <w:sz w:val="28"/>
+          <w:szCs w:val="28"/>
+        </w:rPr>
+        <w:t>What I did</w:t>
+      </w:r>
+    </w:p>
+    <w:p>
+      <w:pPr>
+        <w:numPr>
+          <w:ilvl w:val="0"/>
+          <w:numId w:val="3"/>
+        </w:numPr>
+        <w:rPr>
+          <w:sz w:val="28"/>
+          <w:szCs w:val="28"/>
+        </w:rPr>
+      </w:pPr>
+      <w:r>
+        <w:rPr>
+          <w:sz w:val="28"/>
+          <w:szCs w:val="28"/>
+        </w:rPr>
+        <w:t>Created an EC2 instance using Terraform.</w:t>
+      </w:r>
+    </w:p>
+    <w:p>
+      <w:pPr>
+        <w:numPr>
+          <w:ilvl w:val="0"/>
+          <w:numId w:val="3"/>
+        </w:numPr>
+        <w:rPr>
+          <w:sz w:val="28"/>
+          <w:szCs w:val="28"/>
+        </w:rPr>
+      </w:pPr>
+      <w:r>
+        <w:rPr>
+          <w:sz w:val="28"/>
+          <w:szCs w:val="28"/>
+        </w:rPr>
+        <w:t>Installed Python and Node.js.</w:t>
+      </w:r>
+    </w:p>
+    <w:p>
+      <w:pPr>
+        <w:numPr>
+          <w:ilvl w:val="0"/>
+          <w:numId w:val="3"/>
+        </w:numPr>
+        <w:rPr>
+          <w:sz w:val="28"/>
+          <w:szCs w:val="28"/>
+        </w:rPr>
+      </w:pPr>
+      <w:r>
+        <w:rPr>
+          <w:sz w:val="28"/>
+          <w:szCs w:val="28"/>
+        </w:rPr>
+        <w:t>Started the Flask application.</w:t>
+      </w:r>
+    </w:p>
+    <w:p>
+      <w:pPr>
+        <w:numPr>
+          <w:ilvl w:val="0"/>
+          <w:numId w:val="3"/>
+        </w:numPr>
+        <w:rPr>
+          <w:sz w:val="28"/>
+          <w:szCs w:val="28"/>
+        </w:rPr>
+      </w:pPr>
+      <w:r>
+        <w:rPr>
+          <w:sz w:val="28"/>
+          <w:szCs w:val="28"/>
+        </w:rPr>
+        <w:t>Started the Express application.</w:t>
+      </w:r>
+    </w:p>
+    <w:p>
+      <w:pPr>
+        <w:numPr>
+          <w:ilvl w:val="0"/>
+          <w:numId w:val="3"/>
+        </w:numPr>
+        <w:rPr>
+          <w:sz w:val="28"/>
+          <w:szCs w:val="28"/>
+        </w:rPr>
+      </w:pPr>
+      <w:r>
+        <w:rPr>
+          <w:sz w:val="28"/>
+          <w:szCs w:val="28"/>
+        </w:rPr>
+        <w:t>Opened ports 3000 and 5000.</w:t>
+      </w:r>
+    </w:p>
+    <w:p>
+      <w:pPr>
+        <w:numPr>
+          <w:ilvl w:val="0"/>
+          <w:numId w:val="3"/>
+        </w:numPr>
+        <w:rPr>
+          <w:sz w:val="28"/>
+          <w:szCs w:val="28"/>
+        </w:rPr>
+      </w:pPr>
+      <w:r>
+        <w:rPr>
+          <w:sz w:val="28"/>
+          <w:szCs w:val="28"/>
+        </w:rPr>
+        <w:t>Tested both applications using the EC2 public IP.</w:t>
+      </w:r>
+    </w:p>
+    <w:p>
+      <w:pPr>
+        <w:rPr>
+          <w:b/>
+          <w:bCs/>
+          <w:sz w:val="28"/>
+          <w:szCs w:val="28"/>
+        </w:rPr>
+      </w:pPr>
+      <w:r>
+        <w:rPr>
+          <w:b/>
+          <w:bCs/>
+          <w:sz w:val="28"/>
+          <w:szCs w:val="28"/>
+        </w:rPr>
+        <w:pict w14:anchorId="1C9260B8">
+          <v:rect id="_x0000_i1026" style="width:0;height:1.5pt" o:hralign="center" o:hrstd="t" o:hr="t" fillcolor="#a0a0a0" stroked="f"/>
+        </w:pict>
+      </w:r>
+    </w:p>
+    <w:p>
+      <w:pPr>
+        <w:rPr>
+          <w:b/>
+          <w:bCs/>
+          <w:sz w:val="28"/>
+          <w:szCs w:val="28"/>
+        </w:rPr>
+      </w:pPr>
+      <w:r>
+        <w:rPr>
+          <w:b/>
+          <w:bCs/>
+          <w:sz w:val="28"/>
+          <w:szCs w:val="28"/>
+        </w:rPr>
+        <w:t>4. Part 2 - Separate EC2</w:t>
+      </w:r>
+    </w:p>
+    <w:p>
+      <w:pPr>
+        <w:rPr>
+          <w:sz w:val="28"/>
+          <w:szCs w:val="28"/>
+        </w:rPr>
+      </w:pPr>
+      <w:r>
+        <w:rPr>
+          <w:sz w:val="28"/>
+          <w:szCs w:val="28"/>
+        </w:rPr>
+        <w:t>In the second part, I used two EC2 instances.</w:t>
+      </w:r>
+    </w:p>
+    <w:p>
+      <w:pPr>
+        <w:rPr>
+          <w:sz w:val="28"/>
+          <w:szCs w:val="28"/>
+        </w:rPr>
+      </w:pPr>
+      <w:r>
+        <w:rPr>
+          <w:sz w:val="28"/>
+          <w:szCs w:val="28"/>
+        </w:rPr>
+        <w:t>One instance was used for Flask and the other was used for Express.</w:t>
+      </w:r>
+    </w:p>
+    <w:p>
+      <w:pPr>
+        <w:rPr>
+          <w:sz w:val="28"/>
+          <w:szCs w:val="28"/>
+        </w:rPr>
+      </w:pPr>
+      <w:r>
+        <w:rPr>
+          <w:sz w:val="28"/>
+          <w:szCs w:val="28"/>
+        </w:rPr>
+        <w:t>User</w:t>
+      </w:r>
+    </w:p>
+    <w:p>
+      <w:pPr>
+        <w:rPr>
+          <w:sz w:val="28"/>
+          <w:szCs w:val="28"/>
+        </w:rPr>
+      </w:pPr>
+      <w:r>
+        <w:rPr>
+          <w:sz w:val="28"/>
+          <w:szCs w:val="28"/>
+        </w:rPr>
+        <w:t xml:space="preserve"> ↓</w:t>
+      </w:r>
+    </w:p>
+    <w:p>
+      <w:pPr>
+        <w:rPr>
+          <w:sz w:val="28"/>
+          <w:szCs w:val="28"/>
+        </w:rPr>
+      </w:pPr>
+      <w:r>
+        <w:rPr>
+          <w:sz w:val="28"/>
+          <w:szCs w:val="28"/>
+        </w:rPr>
+        <w:t>Express EC2 :3000</w:t>
+      </w:r>
+    </w:p>
+    <w:p>
+      <w:pPr>
+        <w:rPr>
+          <w:sz w:val="28"/>
+          <w:szCs w:val="28"/>
+        </w:rPr>
+      </w:pPr>
+      <w:r>
+        <w:rPr>
+          <w:sz w:val="28"/>
+          <w:szCs w:val="28"/>
+        </w:rPr>
+        <w:t xml:space="preserve"> ↓</w:t>
+      </w:r>
+    </w:p>
+    <w:p>
+      <w:pPr>
+        <w:rPr>
+          <w:sz w:val="28"/>
+          <w:szCs w:val="28"/>
+        </w:rPr>
+      </w:pPr>
+      <w:r>
+        <w:rPr>
+          <w:sz w:val="28"/>
+          <w:szCs w:val="28"/>
+        </w:rPr>
+        <w:t>Flask EC2 :5000</w:t>
+      </w:r>
+    </w:p>
+    <w:p>
+      <w:pPr>
+        <w:rPr>
+          <w:sz w:val="28"/>
+          <w:szCs w:val="28"/>
+        </w:rPr>
+      </w:pPr>
+      <w:r>
+        <w:rPr>
+          <w:sz w:val="28"/>
+          <w:szCs w:val="28"/>
+        </w:rPr>
+        <w:lastRenderedPageBreak/>
+        <w:t>What I did</w:t>
+      </w:r>
+    </w:p>
+    <w:p>
+      <w:pPr>
+        <w:numPr>
+          <w:ilvl w:val="0"/>
+          <w:numId w:val="4"/>
+        </w:numPr>
+        <w:rPr>
+          <w:sz w:val="28"/>
+          <w:szCs w:val="28"/>
+        </w:rPr>
+      </w:pPr>
+      <w:r>
+        <w:rPr>
+          <w:sz w:val="28"/>
+          <w:szCs w:val="28"/>
+        </w:rPr>
+        <w:t>Created two EC2 instances.</w:t>
+      </w:r>
+    </w:p>
+    <w:p>
+      <w:pPr>
+        <w:numPr>
+          <w:ilvl w:val="0"/>
+          <w:numId w:val="4"/>
+        </w:numPr>
+        <w:rPr>
+          <w:sz w:val="28"/>
+          <w:szCs w:val="28"/>
+        </w:rPr>
+      </w:pPr>
+      <w:r>
+        <w:rPr>
+          <w:sz w:val="28"/>
+          <w:szCs w:val="28"/>
+        </w:rPr>
+        <w:t>Installed the required software.</w:t>
+      </w:r>
+    </w:p>
+    <w:p>
+      <w:pPr>
+        <w:numPr>
+          <w:ilvl w:val="0"/>
+          <w:numId w:val="4"/>
+        </w:numPr>
+        <w:rPr>
+          <w:sz w:val="28"/>
+          <w:szCs w:val="28"/>
+        </w:rPr>
+      </w:pPr>
+      <w:r>
+        <w:rPr>
+          <w:sz w:val="28"/>
+          <w:szCs w:val="28"/>
+        </w:rPr>
+        <w:t>Started Flask on port 5000.</w:t>
+      </w:r>
+    </w:p>
+    <w:p>
+      <w:pPr>
+        <w:numPr>
+          <w:ilvl w:val="0"/>
+          <w:numId w:val="4"/>
+        </w:numPr>
+        <w:rPr>
+          <w:sz w:val="28"/>
+          <w:szCs w:val="28"/>
+        </w:rPr>
+      </w:pPr>
+      <w:r>
+        <w:rPr>
+          <w:sz w:val="28"/>
+          <w:szCs w:val="28"/>
+        </w:rPr>
+        <w:t>Started Express on port 3000.</w:t>
+      </w:r>
+    </w:p>
+    <w:p>
+      <w:pPr>
+        <w:numPr>
+          <w:ilvl w:val="0"/>
+          <w:numId w:val="4"/>
+        </w:numPr>
+        <w:rPr>
+          <w:sz w:val="28"/>
+          <w:szCs w:val="28"/>
+        </w:rPr>
+      </w:pPr>
+      <w:r>
+        <w:rPr>
+          <w:sz w:val="28"/>
+          <w:szCs w:val="28"/>
+        </w:rPr>
+        <w:t>Configured Security Groups.</w:t>
+      </w:r>
+    </w:p>
+    <w:p>
+      <w:pPr>
+        <w:numPr>
+          <w:ilvl w:val="0"/>
+          <w:numId w:val="4"/>
+        </w:numPr>
+        <w:rPr>
+          <w:b/>
+          <w:bCs/>
+          <w:sz w:val="28"/>
+          <w:szCs w:val="28"/>
+        </w:rPr>
+      </w:pPr>
+      <w:r>
+        <w:rPr>
+          <w:sz w:val="28"/>
+          <w:szCs w:val="28"/>
+        </w:rPr>
+        <w:t>Tested communication between both instances</w:t>
+      </w:r>
+      <w:r>
+        <w:rPr>
+          <w:b/>
+          <w:bCs/>
+          <w:sz w:val="28"/>
+          <w:szCs w:val="28"/>
+        </w:rPr>
+        <w:br/>
+      </w:r>
+    </w:p>
+    <w:p>
+      <w:pPr>
+        <w:rPr>
+          <w:b/>
+          <w:bCs/>
+          <w:sz w:val="28"/>
+          <w:szCs w:val="28"/>
+        </w:rPr>
+      </w:pPr>
+      <w:r>
+        <w:rPr>
+          <w:b/>
+          <w:bCs/>
+          <w:sz w:val="28"/>
+          <w:szCs w:val="28"/>
+        </w:rPr>
+        <w:t>5. Part 3 - Docker, ECR and ECS</w:t>
+      </w:r>
+    </w:p>
+    <w:p>
+      <w:pPr>
+        <w:rPr>
+          <w:sz w:val="28"/>
+          <w:szCs w:val="28"/>
+        </w:rPr>
+      </w:pPr>
+      <w:r>
+        <w:rPr>
+          <w:sz w:val="28"/>
+          <w:szCs w:val="28"/>
+        </w:rPr>
+        <w:t>In the third part, I used Docker to create containers for both applications.</w:t>
+      </w:r>
+    </w:p>
+    <w:p>
+      <w:pPr>
+        <w:rPr>
+          <w:sz w:val="28"/>
+          <w:szCs w:val="28"/>
+        </w:rPr>
+      </w:pPr>
+      <w:r>
+        <w:rPr>
+          <w:sz w:val="28"/>
+          <w:szCs w:val="28"/>
+        </w:rPr>
+        <w:t>Flask → Docker → ECR → ECS</w:t>
+      </w:r>
+    </w:p>
+    <w:p>
+      <w:pPr>
+        <w:rPr>
+          <w:sz w:val="28"/>
+          <w:szCs w:val="28"/>
+        </w:rPr>
+      </w:pPr>
+    </w:p>
+    <w:p>
+      <w:pPr>
+        <w:rPr>
+          <w:sz w:val="28"/>
+          <w:szCs w:val="28"/>
+        </w:rPr>
+      </w:pPr>
+      <w:r>
+        <w:rPr>
+          <w:sz w:val="28"/>
+          <w:szCs w:val="28"/>
+        </w:rPr>
+        <w:t>Express → Docker → ECR → ECS</w:t>
+      </w:r>
+    </w:p>
+    <w:p>
+      <w:pPr>
+        <w:rPr>
+          <w:sz w:val="28"/>
+          <w:szCs w:val="28"/>
+        </w:rPr>
+      </w:pPr>
+      <w:r>
+        <w:rPr>
+          <w:sz w:val="28"/>
+          <w:szCs w:val="28"/>
+        </w:rPr>
+        <w:t>What I did</w:t>
+      </w:r>
+    </w:p>
+    <w:p>
+      <w:pPr>
+        <w:numPr>
+          <w:ilvl w:val="0"/>
+          <w:numId w:val="5"/>
+        </w:numPr>
+        <w:rPr>
+          <w:sz w:val="28"/>
+          <w:szCs w:val="28"/>
+        </w:rPr>
+      </w:pPr>
+      <w:r>
+        <w:rPr>
+          <w:sz w:val="28"/>
+          <w:szCs w:val="28"/>
+        </w:rPr>
+        <w:t xml:space="preserve">Created </w:t>
+      </w:r>
+      <w:proofErr w:type="spellStart"/>
+      <w:r>
+        <w:rPr>
+          <w:sz w:val="28"/>
+          <w:szCs w:val="28"/>
+        </w:rPr>
+        <w:t>Dockerfiles</w:t>
+      </w:r>
+      <w:proofErr w:type="spellEnd"/>
+      <w:r>
+        <w:rPr>
+          <w:sz w:val="28"/>
+          <w:szCs w:val="28"/>
+        </w:rPr>
+        <w:t xml:space="preserve"> for both applications.</w:t>
+      </w:r>
+    </w:p>
+    <w:p>
+      <w:pPr>
+        <w:numPr>
+          <w:ilvl w:val="0"/>
+          <w:numId w:val="5"/>
+        </w:numPr>
+        <w:rPr>
+          <w:sz w:val="28"/>
+          <w:szCs w:val="28"/>
+        </w:rPr>
+      </w:pPr>
+      <w:r>
+        <w:rPr>
+          <w:sz w:val="28"/>
+          <w:szCs w:val="28"/>
+        </w:rPr>
+        <w:t>Built the Docker images.</w:t>
+      </w:r>
+    </w:p>
+    <w:p>
+      <w:pPr>
+        <w:numPr>
+          <w:ilvl w:val="0"/>
+          <w:numId w:val="5"/>
+        </w:numPr>
+        <w:rPr>
+          <w:sz w:val="28"/>
+          <w:szCs w:val="28"/>
+        </w:rPr>
+      </w:pPr>
+      <w:r>
+        <w:rPr>
+          <w:sz w:val="28"/>
+          <w:szCs w:val="28"/>
+        </w:rPr>
+        <w:t>Created ECR repositories.</w:t>
+      </w:r>
+    </w:p>
+    <w:p>
+      <w:pPr>
+        <w:numPr>
+          <w:ilvl w:val="0"/>
+          <w:numId w:val="5"/>
+        </w:numPr>
+        <w:rPr>
+          <w:sz w:val="28"/>
+          <w:szCs w:val="28"/>
+        </w:rPr>
+      </w:pPr>
+      <w:r>
+        <w:rPr>
+          <w:sz w:val="28"/>
+          <w:szCs w:val="28"/>
+        </w:rPr>
+        <w:t>Pushed the images to ECR.</w:t>
+      </w:r>
+    </w:p>
+    <w:p>
+      <w:pPr>
+        <w:numPr>
+          <w:ilvl w:val="0"/>
+          <w:numId w:val="5"/>
+        </w:numPr>
+        <w:rPr>
+          <w:sz w:val="28"/>
+          <w:szCs w:val="28"/>
+        </w:rPr>
+      </w:pPr>
+      <w:r>
+        <w:rPr>
+          <w:sz w:val="28"/>
+          <w:szCs w:val="28"/>
+        </w:rPr>
+        <w:t>Created an ECS cluster.</w:t>
+      </w:r>
+    </w:p>
+    <w:p>
+      <w:pPr>
+        <w:numPr>
+          <w:ilvl w:val="0"/>
+          <w:numId w:val="5"/>
+        </w:numPr>
+        <w:rPr>
+          <w:sz w:val="28"/>
+          <w:szCs w:val="28"/>
+        </w:rPr>
+      </w:pPr>
+      <w:r>
+        <w:rPr>
+          <w:sz w:val="28"/>
+          <w:szCs w:val="28"/>
+        </w:rPr>
+        <w:t>Created ECS services.</w:t>
+      </w:r>
+    </w:p>
+    <w:p>
+      <w:pPr>
+        <w:numPr>
+          <w:ilvl w:val="0"/>
+          <w:numId w:val="5"/>
+        </w:numPr>
+        <w:rPr>
+          <w:sz w:val="28"/>
+          <w:szCs w:val="28"/>
+        </w:rPr>
+      </w:pPr>
+      <w:r>
+        <w:rPr>
+          <w:sz w:val="28"/>
+          <w:szCs w:val="28"/>
+        </w:rPr>
+        <w:t>Created a VPC and subnets.</w:t>
+      </w:r>
+    </w:p>
+    <w:p>
+      <w:pPr>
+        <w:numPr>
+          <w:ilvl w:val="0"/>
+          <w:numId w:val="5"/>
+        </w:numPr>
+        <w:rPr>
+          <w:sz w:val="28"/>
+          <w:szCs w:val="28"/>
+        </w:rPr>
+      </w:pPr>
+      <w:r>
+        <w:rPr>
+          <w:sz w:val="28"/>
+          <w:szCs w:val="28"/>
+        </w:rPr>
+        <w:t>Created an Application Load Balancer.</w:t>
+      </w:r>
+    </w:p>
+    <w:p>
+      <w:pPr>
+        <w:rPr>
+          <w:b/>
+          <w:bCs/>
+          <w:sz w:val="28"/>
+          <w:szCs w:val="28"/>
+        </w:rPr>
+      </w:pPr>
+      <w:r>
+        <w:rPr>
+          <w:b/>
+          <w:bCs/>
+          <w:sz w:val="28"/>
+          <w:szCs w:val="28"/>
+        </w:rPr>
+        <w:pict w14:anchorId="170DB9DF">
+          <v:rect id="_x0000_i1027" style="width:0;height:1.5pt" o:hralign="center" o:hrstd="t" o:hr="t" fillcolor="#a0a0a0" stroked="f"/>
+        </w:pict>
+      </w:r>
+    </w:p>
+    <w:p>
+      <w:pPr>
+        <w:rPr>
+          <w:b/>
+          <w:bCs/>
+          <w:sz w:val="28"/>
+          <w:szCs w:val="28"/>
+        </w:rPr>
+      </w:pPr>
+      <w:r>
+        <w:rPr>
+          <w:b/>
+          <w:bCs/>
+          <w:sz w:val="28"/>
+          <w:szCs w:val="28"/>
+        </w:rPr>
+        <w:t>6. Docker Compose</w:t>
+      </w:r>
+    </w:p>
+    <w:p>
+      <w:pPr>
+        <w:rPr>
+          <w:sz w:val="28"/>
+          <w:szCs w:val="28"/>
+        </w:rPr>
+      </w:pPr>
+      <w:r>
+        <w:rPr>
+          <w:sz w:val="28"/>
+          <w:szCs w:val="28"/>
+        </w:rPr>
+        <w:t>I also tested both applications locally using Docker Compose.</w:t>
+      </w:r>
+    </w:p>
+    <w:p>
+      <w:pPr>
+        <w:rPr>
+          <w:sz w:val="28"/>
+          <w:szCs w:val="28"/>
+        </w:rPr>
+      </w:pPr>
+      <w:r>
+        <w:rPr>
+          <w:sz w:val="28"/>
+          <w:szCs w:val="28"/>
+        </w:rPr>
+        <w:t>I used:</w:t>
+      </w:r>
+    </w:p>
+    <w:p>
+      <w:pPr>
+        <w:rPr>
+          <w:sz w:val="28"/>
+          <w:szCs w:val="28"/>
+        </w:rPr>
+      </w:pPr>
+      <w:r>
+        <w:rPr>
+          <w:sz w:val="28"/>
+          <w:szCs w:val="28"/>
+        </w:rPr>
+        <w:t>docker compose up --build</w:t>
+      </w:r>
+    </w:p>
+    <w:p>
+      <w:pPr>
+        <w:rPr>
+          <w:sz w:val="28"/>
+          <w:szCs w:val="28"/>
+        </w:rPr>
+      </w:pPr>
+      <w:r>
+        <w:rPr>
+          <w:sz w:val="28"/>
+          <w:szCs w:val="28"/>
+        </w:rPr>
+        <w:t>To stop the containers:</w:t>
+      </w:r>
+    </w:p>
+    <w:p>
+      <w:pPr>
+        <w:rPr>
+          <w:sz w:val="28"/>
+          <w:szCs w:val="28"/>
+        </w:rPr>
+      </w:pPr>
+      <w:r>
+        <w:rPr>
+          <w:sz w:val="28"/>
+          <w:szCs w:val="28"/>
+        </w:rPr>
+        <w:t>docker compose down</w:t>
+      </w:r>
+    </w:p>
+    <w:p>
+      <w:pPr>
+        <w:rPr>
+          <w:sz w:val="28"/>
+          <w:szCs w:val="28"/>
+        </w:rPr>
+      </w:pPr>
+      <w:r>
+        <w:rPr>
+          <w:sz w:val="28"/>
+          <w:szCs w:val="28"/>
+        </w:rPr>
+        <w:t>The applications use:</w:t>
+      </w:r>
+    </w:p>
+    <w:p>
+      <w:pPr>
+        <w:rPr>
+          <w:sz w:val="28"/>
+          <w:szCs w:val="28"/>
+        </w:rPr>
+      </w:pPr>
+      <w:r>
+        <w:rPr>
+          <w:sz w:val="28"/>
+          <w:szCs w:val="28"/>
+        </w:rPr>
+        <w:lastRenderedPageBreak/>
+        <w:t>Express → 3000</w:t>
+      </w:r>
+    </w:p>
+    <w:p>
+      <w:pPr>
+        <w:rPr>
+          <w:sz w:val="28"/>
+          <w:szCs w:val="28"/>
+        </w:rPr>
+      </w:pPr>
+      <w:r>
+        <w:rPr>
+          <w:sz w:val="28"/>
+          <w:szCs w:val="28"/>
+        </w:rPr>
+        <w:t>Flask → 5000</w:t>
+      </w:r>
+    </w:p>
+    <w:p>
+      <w:pPr>
+        <w:rPr>
+          <w:b/>
+          <w:bCs/>
+          <w:sz w:val="28"/>
+          <w:szCs w:val="28"/>
+        </w:rPr>
+      </w:pPr>
+      <w:r>
+        <w:rPr>
+          <w:b/>
+          <w:bCs/>
+          <w:sz w:val="28"/>
+          <w:szCs w:val="28"/>
+        </w:rPr>
+        <w:pict w14:anchorId="04A06506">
+          <v:rect id="_x0000_i1028" style="width:0;height:1.5pt" o:hralign="center" o:hrstd="t" o:hr="t" fillcolor="#a0a0a0" stroked="f"/>
+        </w:pict>
+      </w:r>
+    </w:p>
+    <w:p>
+      <w:pPr>
+        <w:rPr>
+          <w:b/>
+          <w:bCs/>
+          <w:sz w:val="28"/>
+          <w:szCs w:val="28"/>
+        </w:rPr>
+      </w:pPr>
+      <w:r>
+        <w:rPr>
+          <w:b/>
+          <w:bCs/>
+          <w:sz w:val="28"/>
+          <w:szCs w:val="28"/>
+        </w:rPr>
+        <w:t>7. Terraform</w:t>
+      </w:r>
+    </w:p>
+    <w:p>
+      <w:pPr>
+        <w:rPr>
+          <w:sz w:val="28"/>
+          <w:szCs w:val="28"/>
+        </w:rPr>
+      </w:pPr>
+      <w:r>
+        <w:rPr>
+          <w:sz w:val="28"/>
+          <w:szCs w:val="28"/>
+        </w:rPr>
+        <w:t>I used three Terraform files:</w:t>
+      </w:r>
+    </w:p>
+    <w:p>
+      <w:pPr>
+        <w:rPr>
+          <w:sz w:val="28"/>
+          <w:szCs w:val="28"/>
+        </w:rPr>
+      </w:pPr>
+      <w:r>
+        <w:rPr>
+          <w:sz w:val="28"/>
+          <w:szCs w:val="28"/>
+        </w:rPr>
+        <w:t>main.tf</w:t>
+      </w:r>
+    </w:p>
+    <w:p>
+      <w:pPr>
+        <w:rPr>
+          <w:sz w:val="28"/>
+          <w:szCs w:val="28"/>
+        </w:rPr>
+      </w:pPr>
+      <w:r>
+        <w:rPr>
+          <w:sz w:val="28"/>
+          <w:szCs w:val="28"/>
+        </w:rPr>
+        <w:t>variables.tf</w:t>
+      </w:r>
+    </w:p>
+    <w:p>
+      <w:pPr>
+        <w:rPr>
+          <w:sz w:val="28"/>
+          <w:szCs w:val="28"/>
+        </w:rPr>
+      </w:pPr>
+      <w:r>
+        <w:rPr>
+          <w:sz w:val="28"/>
+          <w:szCs w:val="28"/>
+        </w:rPr>
+        <w:t>outputs.tf</w:t>
+      </w:r>
+    </w:p>
+    <w:p>
+      <w:pPr>
+        <w:rPr>
+          <w:sz w:val="28"/>
+          <w:szCs w:val="28"/>
+        </w:rPr>
+      </w:pPr>
+      <w:r>
+        <w:rPr>
+          <w:sz w:val="28"/>
+          <w:szCs w:val="28"/>
+        </w:rPr>
+        <w:t>main.tf</w:t>
+      </w:r>
+    </w:p>
+    <w:p>
+      <w:pPr>
+        <w:rPr>
+          <w:sz w:val="28"/>
+          <w:szCs w:val="28"/>
+        </w:rPr>
+      </w:pPr>
+      <w:r>
+        <w:rPr>
+          <w:sz w:val="28"/>
+          <w:szCs w:val="28"/>
+        </w:rPr>
+        <w:t>This file contains the AWS resources.</w:t>
+      </w:r>
+    </w:p>
+    <w:p>
+      <w:pPr>
+        <w:rPr>
+          <w:sz w:val="28"/>
+          <w:szCs w:val="28"/>
+        </w:rPr>
+      </w:pPr>
+      <w:r>
+        <w:rPr>
+          <w:sz w:val="28"/>
+          <w:szCs w:val="28"/>
+        </w:rPr>
+        <w:t>variables.tf</w:t>
+      </w:r>
+    </w:p>
+    <w:p>
+      <w:pPr>
+        <w:rPr>
+          <w:sz w:val="28"/>
+          <w:szCs w:val="28"/>
+        </w:rPr>
+      </w:pPr>
+      <w:r>
+        <w:rPr>
+          <w:sz w:val="28"/>
+          <w:szCs w:val="28"/>
+        </w:rPr>
+        <w:t>This file contains the Terraform variables.</w:t>
+      </w:r>
+    </w:p>
+    <w:p>
+      <w:pPr>
+        <w:rPr>
+          <w:sz w:val="28"/>
+          <w:szCs w:val="28"/>
+        </w:rPr>
+      </w:pPr>
+      <w:r>
+        <w:rPr>
+          <w:sz w:val="28"/>
+          <w:szCs w:val="28"/>
+        </w:rPr>
+        <w:t>outputs.tf</w:t>
+      </w:r>
+    </w:p>
+    <w:p>
+      <w:pPr>
+        <w:rPr>
+          <w:sz w:val="28"/>
+          <w:szCs w:val="28"/>
+        </w:rPr>
+      </w:pPr>
+      <w:r>
+        <w:rPr>
+          <w:sz w:val="28"/>
+          <w:szCs w:val="28"/>
+        </w:rPr>
+        <w:t>This file displays useful information after deployment.</w:t>
+      </w:r>
+    </w:p>
+    <w:p>
+      <w:pPr>
+        <w:rPr>
+          <w:sz w:val="28"/>
+          <w:szCs w:val="28"/>
+        </w:rPr>
+      </w:pPr>
+    </w:p>
+    <w:p>
+      <w:pPr>
+        <w:rPr>
+          <w:b/>
+          <w:bCs/>
+          <w:sz w:val="28"/>
+          <w:szCs w:val="28"/>
+        </w:rPr>
+      </w:pPr>
+      <w:r>
+        <w:rPr>
+          <w:b/>
+          <w:bCs/>
+          <w:sz w:val="28"/>
+          <w:szCs w:val="28"/>
+        </w:rPr>
+        <w:t>Commands Used</w:t>
+      </w:r>
+    </w:p>
+    <w:p>
+      <w:pPr>
+        <w:rPr>
+          <w:sz w:val="28"/>
+          <w:szCs w:val="28"/>
+        </w:rPr>
+      </w:pPr>
+      <w:r>
+        <w:rPr>
+          <w:sz w:val="28"/>
+          <w:szCs w:val="28"/>
+        </w:rPr>
+        <w:t xml:space="preserve">terraform </w:t>
+      </w:r>
+      <w:proofErr w:type="spellStart"/>
+      <w:r>
+        <w:rPr>
+          <w:sz w:val="28"/>
+          <w:szCs w:val="28"/>
+        </w:rPr>
+        <w:t>init</w:t>
+      </w:r>
+      <w:proofErr w:type="spellEnd"/>
+    </w:p>
+    <w:p>
+      <w:pPr>
+        <w:rPr>
+          <w:sz w:val="28"/>
+          <w:szCs w:val="28"/>
+        </w:rPr>
+      </w:pPr>
+      <w:r>
+        <w:rPr>
+          <w:sz w:val="28"/>
+          <w:szCs w:val="28"/>
+        </w:rPr>
+        <w:t>terraform validate</w:t>
+      </w:r>
+    </w:p>
+    <w:p>
+      <w:pPr>
+        <w:rPr>
+          <w:sz w:val="28"/>
+          <w:szCs w:val="28"/>
+        </w:rPr>
+      </w:pPr>
+      <w:r>
+        <w:rPr>
+          <w:sz w:val="28"/>
+          <w:szCs w:val="28"/>
+        </w:rPr>
+        <w:t>terraform plan</w:t>
+      </w:r>
+    </w:p>
+    <w:p>
+      <w:pPr>
+        <w:rPr>
+          <w:sz w:val="28"/>
+          <w:szCs w:val="28"/>
+        </w:rPr>
+      </w:pPr>
+      <w:r>
+        <w:rPr>
+          <w:sz w:val="28"/>
+          <w:szCs w:val="28"/>
+        </w:rPr>
+        <w:t>terraform apply</w:t>
+      </w:r>
+    </w:p>
+    <w:p>
+      <w:pPr>
+        <w:rPr>
+          <w:sz w:val="28"/>
+          <w:szCs w:val="28"/>
+        </w:rPr>
+      </w:pPr>
+      <w:r>
+        <w:rPr>
+          <w:sz w:val="28"/>
+          <w:szCs w:val="28"/>
+        </w:rPr>
+        <w:t>To remove resources:</w:t>
+      </w:r>
+    </w:p>
+    <w:p>
+      <w:pPr>
+        <w:rPr>
+          <w:sz w:val="28"/>
+          <w:szCs w:val="28"/>
+        </w:rPr>
+      </w:pPr>
+      <w:r>
+        <w:rPr>
+          <w:sz w:val="28"/>
+          <w:szCs w:val="28"/>
+        </w:rPr>
+        <w:t>terraform destroy</w:t>
+      </w:r>
+    </w:p>
+    <w:p>
+      <w:pPr>
+        <w:rPr>
+          <w:b/>
+          <w:bCs/>
+          <w:sz w:val="28"/>
+          <w:szCs w:val="28"/>
+        </w:rPr>
+      </w:pPr>
+      <w:r>
+        <w:rPr>
+          <w:b/>
+          <w:bCs/>
+          <w:sz w:val="28"/>
+          <w:szCs w:val="28"/>
+        </w:rPr>
+        <w:pict w14:anchorId="185055D3">
+          <v:rect id="_x0000_i1029" style="width:0;height:1.5pt" o:hralign="center" o:hrstd="t" o:hr="t" fillcolor="#a0a0a0" stroked="f"/>
+        </w:pict>
+      </w:r>
+    </w:p>
+    <w:p>
+      <w:pPr>
+        <w:rPr>
+          <w:b/>
+          <w:bCs/>
+          <w:sz w:val="28"/>
+          <w:szCs w:val="28"/>
+        </w:rPr>
+      </w:pPr>
+      <w:r>
+        <w:rPr>
+          <w:b/>
+          <w:bCs/>
+          <w:sz w:val="28"/>
+          <w:szCs w:val="28"/>
+        </w:rPr>
+        <w:t>8. Health Check</w:t>
+      </w:r>
+    </w:p>
+    <w:p>
+      <w:pPr>
+        <w:rPr>
+          <w:sz w:val="28"/>
+          <w:szCs w:val="28"/>
+        </w:rPr>
+      </w:pPr>
+      <w:r>
+        <w:rPr>
+          <w:sz w:val="28"/>
+          <w:szCs w:val="28"/>
+        </w:rPr>
+        <w:t>I added a health check to the Flask application.</w:t>
+      </w:r>
+    </w:p>
+    <w:p>
+      <w:pPr>
+        <w:rPr>
+          <w:sz w:val="28"/>
+          <w:szCs w:val="28"/>
+        </w:rPr>
+      </w:pPr>
+      <w:r>
+        <w:rPr>
+          <w:sz w:val="28"/>
+          <w:szCs w:val="28"/>
+        </w:rPr>
+        <w:t>I used:</w:t>
+      </w:r>
+    </w:p>
+    <w:p>
+      <w:pPr>
+        <w:rPr>
+          <w:sz w:val="28"/>
+          <w:szCs w:val="28"/>
+        </w:rPr>
+      </w:pPr>
+      <w:r>
+        <w:rPr>
+          <w:sz w:val="28"/>
+          <w:szCs w:val="28"/>
+        </w:rPr>
+        <w:t>/</w:t>
+      </w:r>
+      <w:proofErr w:type="gramStart"/>
+      <w:r>
+        <w:rPr>
+          <w:sz w:val="28"/>
+          <w:szCs w:val="28"/>
+        </w:rPr>
+        <w:t>health</w:t>
+      </w:r>
+      <w:proofErr w:type="gramEnd"/>
+    </w:p>
+    <w:p>
+      <w:pPr>
+        <w:rPr>
+          <w:sz w:val="28"/>
+          <w:szCs w:val="28"/>
+        </w:rPr>
+      </w:pPr>
+      <w:r>
+        <w:rPr>
+          <w:sz w:val="28"/>
+          <w:szCs w:val="28"/>
+        </w:rPr>
+        <w:t>It returns:</w:t>
+      </w:r>
+    </w:p>
+    <w:p>
+      <w:pPr>
+        <w:rPr>
+          <w:sz w:val="28"/>
+          <w:szCs w:val="28"/>
+        </w:rPr>
+      </w:pPr>
+      <w:r>
+        <w:rPr>
+          <w:sz w:val="28"/>
+          <w:szCs w:val="28"/>
+        </w:rPr>
+        <w:t>{</w:t>
+      </w:r>
+    </w:p>
+    <w:p>
+      <w:pPr>
+        <w:rPr>
+          <w:sz w:val="28"/>
+          <w:szCs w:val="28"/>
+        </w:rPr>
+      </w:pPr>
+      <w:r>
+        <w:rPr>
+          <w:sz w:val="28"/>
+          <w:szCs w:val="28"/>
+        </w:rPr>
+        <w:lastRenderedPageBreak/>
+        <w:t xml:space="preserve">  "status": "healthy"</w:t>
+      </w:r>
+    </w:p>
+    <w:p>
+      <w:pPr>
+        <w:rPr>
+          <w:sz w:val="28"/>
+          <w:szCs w:val="28"/>
+        </w:rPr>
+      </w:pPr>
+      <w:r>
+        <w:rPr>
+          <w:sz w:val="28"/>
+          <w:szCs w:val="28"/>
+        </w:rPr>
+        <w:t>}</w:t>
+      </w:r>
+    </w:p>
+    <w:p>
+      <w:pPr>
+        <w:rPr>
+          <w:sz w:val="28"/>
+          <w:szCs w:val="28"/>
+        </w:rPr>
+      </w:pPr>
+      <w:r>
+        <w:rPr>
+          <w:sz w:val="28"/>
+          <w:szCs w:val="28"/>
+        </w:rPr>
+        <w:t>This helped me check if the backend was working correctly.</w:t>
+      </w:r>
+    </w:p>
+    <w:p>
+      <w:pPr>
+        <w:rPr>
+          <w:b/>
+          <w:bCs/>
+          <w:sz w:val="28"/>
+          <w:szCs w:val="28"/>
+        </w:rPr>
+      </w:pPr>
+      <w:r>
+        <w:rPr>
+          <w:b/>
+          <w:bCs/>
+          <w:sz w:val="28"/>
+          <w:szCs w:val="28"/>
+        </w:rPr>
+        <w:pict w14:anchorId="5CF92D6F">
+          <v:rect id="_x0000_i1030" style="width:0;height:1.5pt" o:hralign="center" o:hrstd="t" o:hr="t" fillcolor="#a0a0a0" stroked="f"/>
+        </w:pict>
+      </w:r>
+    </w:p>
+    <w:p>
+      <w:pPr>
+        <w:rPr>
+          <w:b/>
+          <w:bCs/>
+          <w:sz w:val="28"/>
+          <w:szCs w:val="28"/>
+        </w:rPr>
+      </w:pPr>
+      <w:r>
+        <w:rPr>
+          <w:b/>
+          <w:bCs/>
+          <w:sz w:val="28"/>
+          <w:szCs w:val="28"/>
+        </w:rPr>
+        <w:t>9. AWS Resources</w:t>
+      </w:r>
+    </w:p>
+    <w:p>
+      <w:pPr>
+        <w:rPr>
+          <w:sz w:val="28"/>
+          <w:szCs w:val="28"/>
+        </w:rPr>
+      </w:pPr>
+      <w:r>
+        <w:rPr>
+          <w:sz w:val="28"/>
+          <w:szCs w:val="28"/>
+        </w:rPr>
+        <w:t>For the Docker deployment, I used:</w:t>
+      </w:r>
+    </w:p>
+    <w:p>
+      <w:pPr>
+        <w:numPr>
+          <w:ilvl w:val="0"/>
+          <w:numId w:val="6"/>
+        </w:numPr>
+        <w:rPr>
+          <w:sz w:val="28"/>
+          <w:szCs w:val="28"/>
+        </w:rPr>
+      </w:pPr>
+      <w:r>
+        <w:rPr>
+          <w:sz w:val="28"/>
+          <w:szCs w:val="28"/>
+        </w:rPr>
+        <w:t>VPC</w:t>
+      </w:r>
+    </w:p>
+    <w:p>
+      <w:pPr>
+        <w:numPr>
+          <w:ilvl w:val="0"/>
+          <w:numId w:val="6"/>
+        </w:numPr>
+        <w:rPr>
+          <w:sz w:val="28"/>
+          <w:szCs w:val="28"/>
+        </w:rPr>
+      </w:pPr>
+      <w:r>
+        <w:rPr>
+          <w:sz w:val="28"/>
+          <w:szCs w:val="28"/>
+        </w:rPr>
+        <w:t>Subnets</w:t>
+      </w:r>
+    </w:p>
+    <w:p>
+      <w:pPr>
+        <w:numPr>
+          <w:ilvl w:val="0"/>
+          <w:numId w:val="6"/>
+        </w:numPr>
+        <w:rPr>
+          <w:sz w:val="28"/>
+          <w:szCs w:val="28"/>
+        </w:rPr>
+      </w:pPr>
+      <w:r>
+        <w:rPr>
+          <w:sz w:val="28"/>
+          <w:szCs w:val="28"/>
+        </w:rPr>
+        <w:t>Security Groups</w:t>
+      </w:r>
+    </w:p>
+    <w:p>
+      <w:pPr>
+        <w:numPr>
+          <w:ilvl w:val="0"/>
+          <w:numId w:val="6"/>
+        </w:numPr>
+        <w:rPr>
+          <w:sz w:val="28"/>
+          <w:szCs w:val="28"/>
+        </w:rPr>
+      </w:pPr>
+      <w:r>
+        <w:rPr>
+          <w:sz w:val="28"/>
+          <w:szCs w:val="28"/>
+        </w:rPr>
+        <w:t>ECR</w:t>
+      </w:r>
+    </w:p>
+    <w:p>
+      <w:pPr>
+        <w:numPr>
+          <w:ilvl w:val="0"/>
+          <w:numId w:val="6"/>
+        </w:numPr>
+        <w:rPr>
+          <w:sz w:val="28"/>
+          <w:szCs w:val="28"/>
+        </w:rPr>
+      </w:pPr>
+      <w:r>
+        <w:rPr>
+          <w:sz w:val="28"/>
+          <w:szCs w:val="28"/>
+        </w:rPr>
+        <w:t>ECS</w:t>
+      </w:r>
+    </w:p>
+    <w:p>
+      <w:pPr>
+        <w:numPr>
+          <w:ilvl w:val="0"/>
+          <w:numId w:val="6"/>
+        </w:numPr>
+        <w:rPr>
+          <w:sz w:val="28"/>
+          <w:szCs w:val="28"/>
+        </w:rPr>
+      </w:pPr>
+      <w:r>
+        <w:rPr>
+          <w:sz w:val="28"/>
+          <w:szCs w:val="28"/>
+        </w:rPr>
+        <w:t>IAM</w:t>
+      </w:r>
+    </w:p>
+    <w:p>
+      <w:pPr>
+        <w:numPr>
+          <w:ilvl w:val="0"/>
+          <w:numId w:val="6"/>
+        </w:numPr>
+        <w:rPr>
+          <w:sz w:val="28"/>
+          <w:szCs w:val="28"/>
+        </w:rPr>
+      </w:pPr>
+      <w:r>
+        <w:rPr>
+          <w:sz w:val="28"/>
+          <w:szCs w:val="28"/>
+        </w:rPr>
+        <w:t>Application Load Balancer</w:t>
+      </w:r>
+    </w:p>
+    <w:p>
+      <w:pPr>
+        <w:rPr>
+          <w:b/>
+          <w:bCs/>
+          <w:sz w:val="28"/>
+          <w:szCs w:val="28"/>
+        </w:rPr>
+      </w:pPr>
+      <w:r>
+        <w:rPr>
+          <w:b/>
+          <w:bCs/>
+          <w:sz w:val="28"/>
+          <w:szCs w:val="28"/>
+        </w:rPr>
+        <w:pict w14:anchorId="5E50D47D">
+          <v:rect id="_x0000_i1031" style="width:0;height:1.5pt" o:hralign="center" o:hrstd="t" o:hr="t" fillcolor="#a0a0a0" stroked="f"/>
+        </w:pict>
+      </w:r>
+    </w:p>
+    <w:p>
+      <w:pPr>
+        <w:rPr>
+          <w:b/>
+          <w:bCs/>
+          <w:sz w:val="28"/>
+          <w:szCs w:val="28"/>
+        </w:rPr>
+      </w:pPr>
+      <w:r>
+        <w:rPr>
+          <w:b/>
+          <w:bCs/>
+          <w:sz w:val="28"/>
+          <w:szCs w:val="28"/>
+        </w:rPr>
+        <w:t>10. Security</w:t>
+      </w:r>
+    </w:p>
+    <w:p>
+      <w:pPr>
+        <w:rPr>
+          <w:sz w:val="28"/>
+          <w:szCs w:val="28"/>
+        </w:rPr>
+      </w:pPr>
+      <w:r>
+        <w:rPr>
+          <w:sz w:val="28"/>
+          <w:szCs w:val="28"/>
+        </w:rPr>
+        <w:t>I used Security Groups to control access.</w:t>
+      </w:r>
+    </w:p>
+    <w:tbl>
+      <w:tblPr>
+        <w:tblW w:w="2711" w:type="dxa"/>
+        <w:tblCellSpacing w:w="15" w:type="dxa"/>
+        <w:tblCellMar>
+          <w:top w:w="15" w:type="dxa"/>
+          <w:left w:w="15" w:type="dxa"/>
+          <w:bottom w:w="15" w:type="dxa"/>
+          <w:right w:w="15" w:type="dxa"/>
+        </w:tblCellMar>
+        <w:tblLook w:val="04A0" w:firstRow="1" w:lastRow="0" w:firstColumn="1" w:lastColumn="0" w:noHBand="0" w:noVBand="1"/>
+      </w:tblPr>
+      <w:tblGrid>
+        <w:gridCol w:w="1049"/>
+        <w:gridCol w:w="1662"/>
+      </w:tblGrid>
+      <w:tr>
+        <w:trPr>
+          <w:trHeight w:val="561"/>
+          <w:tblHeader/>
+          <w:tblCellSpacing w:w="15" w:type="dxa"/>
+        </w:trPr>
+        <w:tc>
+          <w:tcPr>
+            <w:tcW w:w="0" w:type="auto"/>
+            <w:vAlign w:val="center"/>
+            <w:hideMark/>
+          </w:tcPr>
+          <w:p>
+            <w:pPr>
+              <w:rPr>
+                <w:sz w:val="28"/>
+                <w:szCs w:val="28"/>
+              </w:rPr>
+            </w:pPr>
+            <w:r>
+              <w:rPr>
+                <w:sz w:val="28"/>
+                <w:szCs w:val="28"/>
+              </w:rPr>
+              <w:t>Port</w:t>
+            </w:r>
+          </w:p>
+        </w:tc>
+        <w:tc>
+          <w:tcPr>
+            <w:tcW w:w="0" w:type="auto"/>
+            <w:vAlign w:val="center"/>
+            <w:hideMark/>
+          </w:tcPr>
+          <w:p>
+            <w:pPr>
+              <w:rPr>
+                <w:sz w:val="28"/>
+                <w:szCs w:val="28"/>
+              </w:rPr>
+            </w:pPr>
+            <w:r>
+              <w:rPr>
+                <w:sz w:val="28"/>
+                <w:szCs w:val="28"/>
+              </w:rPr>
+              <w:t>Purpose</w:t>
+            </w:r>
+          </w:p>
+        </w:tc>
+      </w:tr>
+      <w:tr>
+        <w:trPr>
+          <w:trHeight w:val="561"/>
+          <w:tblCellSpacing w:w="15" w:type="dxa"/>
+        </w:trPr>
+        <w:tc>
+          <w:tcPr>
+            <w:tcW w:w="0" w:type="auto"/>
+            <w:vAlign w:val="center"/>
+            <w:hideMark/>
+          </w:tcPr>
+          <w:p>
+            <w:pPr>
+              <w:rPr>
+                <w:sz w:val="28"/>
+                <w:szCs w:val="28"/>
+              </w:rPr>
+            </w:pPr>
+            <w:r>
+              <w:rPr>
+                <w:sz w:val="28"/>
+                <w:szCs w:val="28"/>
+              </w:rPr>
+              <w:t>22</w:t>
+            </w:r>
+          </w:p>
+        </w:tc>
+        <w:tc>
+          <w:tcPr>
+            <w:tcW w:w="0" w:type="auto"/>
+            <w:vAlign w:val="center"/>
+            <w:hideMark/>
+          </w:tcPr>
+          <w:p>
+            <w:pPr>
+              <w:rPr>
+                <w:sz w:val="28"/>
+                <w:szCs w:val="28"/>
+              </w:rPr>
+            </w:pPr>
+            <w:r>
+              <w:rPr>
+                <w:sz w:val="28"/>
+                <w:szCs w:val="28"/>
+              </w:rPr>
+              <w:t>SSH</w:t>
+            </w:r>
+          </w:p>
+        </w:tc>
+      </w:tr>
+      <w:tr>
+        <w:trPr>
+          <w:trHeight w:val="561"/>
+          <w:tblCellSpacing w:w="15" w:type="dxa"/>
+        </w:trPr>
+        <w:tc>
+          <w:tcPr>
+            <w:tcW w:w="0" w:type="auto"/>
+            <w:vAlign w:val="center"/>
+            <w:hideMark/>
+          </w:tcPr>
+          <w:p>
+            <w:pPr>
+              <w:rPr>
+                <w:sz w:val="28"/>
+                <w:szCs w:val="28"/>
+              </w:rPr>
+            </w:pPr>
+            <w:r>
+              <w:rPr>
+                <w:sz w:val="28"/>
+                <w:szCs w:val="28"/>
+              </w:rPr>
+              <w:t>3000</w:t>
+            </w:r>
+          </w:p>
+        </w:tc>
+        <w:tc>
+          <w:tcPr>
+            <w:tcW w:w="0" w:type="auto"/>
+            <w:vAlign w:val="center"/>
+            <w:hideMark/>
+          </w:tcPr>
+          <w:p>
+            <w:pPr>
+              <w:rPr>
+                <w:sz w:val="28"/>
+                <w:szCs w:val="28"/>
+              </w:rPr>
+            </w:pPr>
+            <w:r>
+              <w:rPr>
+                <w:sz w:val="28"/>
+                <w:szCs w:val="28"/>
+              </w:rPr>
+              <w:t>Express</w:t>
+            </w:r>
+          </w:p>
+        </w:tc>
+      </w:tr>
+      <w:tr>
+        <w:trPr>
+          <w:trHeight w:val="575"/>
+          <w:tblCellSpacing w:w="15" w:type="dxa"/>
+        </w:trPr>
+        <w:tc>
+          <w:tcPr>
+            <w:tcW w:w="0" w:type="auto"/>
+            <w:vAlign w:val="center"/>
+            <w:hideMark/>
+          </w:tcPr>
+          <w:p>
+            <w:pPr>
+              <w:rPr>
+                <w:sz w:val="28"/>
+                <w:szCs w:val="28"/>
+              </w:rPr>
+            </w:pPr>
+            <w:r>
+              <w:rPr>
+                <w:sz w:val="28"/>
+                <w:szCs w:val="28"/>
+              </w:rPr>
+              <w:t>5000</w:t>
+            </w:r>
+          </w:p>
+        </w:tc>
+        <w:tc>
+          <w:tcPr>
+            <w:tcW w:w="0" w:type="auto"/>
+            <w:vAlign w:val="center"/>
+            <w:hideMark/>
+          </w:tcPr>
+          <w:p>
+            <w:pPr>
+              <w:rPr>
+                <w:sz w:val="28"/>
+                <w:szCs w:val="28"/>
+              </w:rPr>
+            </w:pPr>
+            <w:r>
+              <w:rPr>
+                <w:sz w:val="28"/>
+                <w:szCs w:val="28"/>
+              </w:rPr>
+              <w:t>Flask</w:t>
+            </w:r>
+          </w:p>
+        </w:tc>
+      </w:tr>
+      <w:tr>
+        <w:trPr>
+          <w:trHeight w:val="561"/>
+          <w:tblCellSpacing w:w="15" w:type="dxa"/>
+        </w:trPr>
+        <w:tc>
+          <w:tcPr>
+            <w:tcW w:w="0" w:type="auto"/>
+            <w:vAlign w:val="center"/>
+            <w:hideMark/>
+          </w:tcPr>
+          <w:p>
+            <w:pPr>
+              <w:rPr>
+                <w:sz w:val="28"/>
+                <w:szCs w:val="28"/>
+              </w:rPr>
+            </w:pPr>
+            <w:r>
+              <w:rPr>
+                <w:sz w:val="28"/>
+                <w:szCs w:val="28"/>
+              </w:rPr>
+              <w:t>80</w:t>
+            </w:r>
+          </w:p>
+        </w:tc>
+        <w:tc>
+          <w:tcPr>
+            <w:tcW w:w="0" w:type="auto"/>
+            <w:vAlign w:val="center"/>
+            <w:hideMark/>
+          </w:tcPr>
+          <w:p>
+            <w:pPr>
+              <w:rPr>
+                <w:sz w:val="28"/>
+                <w:szCs w:val="28"/>
+              </w:rPr>
+            </w:pPr>
+            <w:r>
+              <w:rPr>
+                <w:sz w:val="28"/>
+                <w:szCs w:val="28"/>
+              </w:rPr>
+              <w:t>ALB</w:t>
+            </w:r>
+          </w:p>
+        </w:tc>
+      </w:tr>
+    </w:tbl>
+    <w:p>
+      <w:pPr>
+        <w:rPr>
+          <w:sz w:val="28"/>
+          <w:szCs w:val="28"/>
+        </w:rPr>
+      </w:pPr>
+    </w:p>
+    <w:p>
+      <w:pPr>
+        <w:rPr>
+          <w:sz w:val="28"/>
+          <w:szCs w:val="28"/>
+        </w:rPr>
+      </w:pPr>
+      <w:r>
+        <w:rPr>
+          <w:sz w:val="28"/>
+          <w:szCs w:val="28"/>
+        </w:rPr>
+        <w:t>I did not add AWS passwords or access keys to my project files.</w:t>
+      </w:r>
+    </w:p>
+    <w:p>
+      <w:pPr>
+        <w:rPr>
+          <w:b/>
+          <w:bCs/>
+          <w:sz w:val="28"/>
+          <w:szCs w:val="28"/>
+        </w:rPr>
+      </w:pPr>
+      <w:r>
+        <w:rPr>
+          <w:sz w:val="28"/>
+          <w:szCs w:val="28"/>
+        </w:rPr>
+        <w:pict w14:anchorId="5DF49F18">
+          <v:rect id="_x0000_i1032" style="width:0;height:1.5pt" o:hralign="center" o:hrstd="t" o:hr="t" fillcolor="#a0a0a0" stroked="f"/>
+        </w:pict>
+      </w:r>
+    </w:p>
+    <w:p>
+      <w:pPr>
+        <w:rPr>
+          <w:b/>
+          <w:bCs/>
+          <w:sz w:val="28"/>
+          <w:szCs w:val="28"/>
+        </w:rPr>
+      </w:pPr>
     </w:p>
     <w:sectPr>
       <w:pgSz w:w="11906" w:h="16838"/>
@@ -1024,11 +2650,11 @@
 </file>
 
 <file path=word/numbering.xml><?xml version="1.0" encoding="utf-8"?>
-<w:numbering xmlns:wpc="http://schemas.microsoft.com/office/word/2010/wordprocessingCanvas" xmlns:cx="http://schemas.microsoft.com/office/drawing/2014/chartex" xmlns:cx1="http://schemas.microsoft.com/office/drawing/2015/9/8/chartex" xmlns:cx2="http://schemas.microsoft.com/office/drawing/2015/10/21/chartex" xmlns:cx3="http://schemas.microsoft.com/office/drawing/2016/5/9/chartex" xmlns:cx4="http://schemas.microsoft.com/office/drawing/2016/5/10/chartex" xmlns:cx5="http://schemas.microsoft.com/office/drawing/2016/5/11/chartex" xmlns:cx6="http://schemas.microsoft.com/office/drawing/2016/5/12/chartex" xmlns:cx7="http://schemas.microsoft.com/office/drawing/2016/5/13/chartex" xmlns:cx8="http://schemas.microsoft.com/office/drawing/2016/5/14/chartex" xmlns:mc="http://schemas.openxmlformats.org/markup-compatibility/2006" xmlns:aink="http://schemas.microsoft.com/office/drawing/2016/ink" xmlns:am3d="http://schemas.microsoft.com/office/drawing/2017/model3d" xmlns:o="urn:schemas-microsoft-com:office:office" xmlns:oel="http://schemas.microsoft.com/office/2019/extlst" xmlns:r="http://schemas.openxmlformats.org/officeDocument/2006/relationships" xmlns:m="http://schemas.openxmlformats.org/officeDocument/2006/math" xmlns:v="urn:schemas-microsoft-com:vml" xmlns:wp14="http://schemas.microsoft.com/office/word/2010/wordprocessingDrawing" xmlns:wp="http://schemas.openxmlformats.org/drawingml/2006/wordprocessingDrawing" xmlns:w10="urn:schemas-microsoft-com:office:word" xmlns:w="http://schemas.openxmlformats.org/wordprocessingml/2006/main" xmlns:w14="http://schemas.microsoft.com/office/word/2010/wordml" xmlns:w15="http://schemas.microsoft.com/office/word/2012/wordml" xmlns:w16cei="http://schemas.microsoft.com/office/word/2026/wordml/cei" xmlns:w16cex="http://schemas.microsoft.com/office/word/2018/wordml/cex" xmlns:w16cid="http://schemas.microsoft.com/office/word/2016/wordml/cid" xmlns:w16="http://schemas.microsoft.com/office/word/2018/wordml" xmlns:w16du="http://schemas.microsoft.com/office/word/2023/wordml/word16du" xmlns:w16sdtdh="http://schemas.microsoft.com/office/word/2020/wordml/sdtdatahash" xmlns:w16sdtfl="http://schemas.microsoft.com/office/word/2024/wordml/sdtformatlock" xmlns:w16se="http://schemas.microsoft.com/office/word/2015/wordml/symex" xmlns:wpg="http://schemas.microsoft.com/office/word/2010/wordprocessingGroup" xmlns:wpi="http://schemas.microsoft.com/office/word/2010/wordprocessingInk" xmlns:wne="http://schemas.microsoft.com/office/word/2006/wordml" xmlns:wps="http://schemas.microsoft.com/office/word/2010/wordprocessingShape" mc:Ignorable="w14 w15 w16se w16cid w16 w16cex w16sdtdh w16sdtfl w16du wp14">
+<w:numbering xmlns:wpc="http://schemas.microsoft.com/office/word/2010/wordprocessingCanvas" xmlns:cx="http://schemas.microsoft.com/office/drawing/2014/chartex" xmlns:cx1="http://schemas.microsoft.com/office/drawing/2015/9/8/chartex" xmlns:cx2="http://schemas.microsoft.com/office/drawing/2015/10/21/chartex" xmlns:cx3="http://schemas.microsoft.com/office/drawing/2016/5/9/chartex" xmlns:cx4="http://schemas.microsoft.com/office/drawing/2016/5/10/chartex" xmlns:cx5="http://schemas.microsoft.com/office/drawing/2016/5/11/chartex" xmlns:cx6="http://schemas.microsoft.com/office/drawing/2016/5/12/chartex" xmlns:cx7="http://schemas.microsoft.com/office/drawing/2016/5/13/chartex" xmlns:cx8="http://schemas.microsoft.com/office/drawing/2016/5/14/chartex" xmlns:mc="http://schemas.openxmlformats.org/markup-compatibility/2006" xmlns:aink="http://schemas.microsoft.com/office/drawing/2016/ink" xmlns:am3d="http://schemas.microsoft.com/office/drawing/2017/model3d" xmlns:o="urn:schemas-microsoft-com:office:office" xmlns:oel="http://schemas.microsoft.com/office/2019/extlst" xmlns:r="http://schemas.openxmlformats.org/officeDocument/2006/relationships" xmlns:m="http://schemas.openxmlformats.org/officeDocument/2006/math" xmlns:v="urn:schemas-microsoft-com:vml" xmlns:wp14="http://schemas.microsoft.com/office/word/2010/wordprocessingDrawing" xmlns:wp="http://schemas.openxmlformats.org/drawingml/2006/wordprocessingDrawing" xmlns:w10="urn:schemas-microsoft-com:office:word" xmlns:w="http://schemas.openxmlformats.org/wordprocessingml/2006/main" xmlns:w14="http://schemas.microsoft.com/office/word/2010/wordml" xmlns:w15="http://schemas.microsoft.com/office/word/2012/wordml" xmlns:w16cex="http://schemas.microsoft.com/office/word/2018/wordml/cex" xmlns:w16cid="http://schemas.microsoft.com/office/word/2016/wordml/cid" xmlns:w16="http://schemas.microsoft.com/office/word/2018/wordml" xmlns:w16du="http://schemas.microsoft.com/office/word/2023/wordml/word16du" xmlns:w16sdtdh="http://schemas.microsoft.com/office/word/2020/wordml/sdtdatahash" xmlns:w16sdtfl="http://schemas.microsoft.com/office/word/2024/wordml/sdtformatlock" xmlns:w16se="http://schemas.microsoft.com/office/word/2015/wordml/symex" xmlns:wpg="http://schemas.microsoft.com/office/word/2010/wordprocessingGroup" xmlns:wpi="http://schemas.microsoft.com/office/word/2010/wordprocessingInk" xmlns:wne="http://schemas.microsoft.com/office/word/2006/wordml" xmlns:wps="http://schemas.microsoft.com/office/word/2010/wordprocessingShape" mc:Ignorable="w14 w15 w16se w16cid w16 w16cex w16sdtdh w16sdtfl w16du wp14">
   <w:abstractNum w:abstractNumId="0" w15:restartNumberingAfterBreak="0">
-    <w:nsid w:val="29B66472"/>
+    <w:nsid w:val="0E9D5A48"/>
     <w:multiLevelType w:val="multilevel"/>
-    <w:tmpl w:val="794E29B4"/>
+    <w:tmpl w:val="A3521666"/>
     <w:lvl w:ilvl="0">
       <w:start w:val="1"/>
       <w:numFmt w:val="decimal"/>
@@ -1139,11 +2765,607 @@
     </w:lvl>
   </w:abstractNum>
   <w:abstractNum w:abstractNumId="1" w15:restartNumberingAfterBreak="0">
-    <w:nsid w:val="3C8216C8"/>
+    <w:nsid w:val="3BAA33F3"/>
     <w:multiLevelType w:val="multilevel"/>
-    <w:tmpl w:val="36AA7A1A"/>
+    <w:tmpl w:val="7A9C0E9A"/>
     <w:lvl w:ilvl="0">
-      <w:start w:val="5"/>
+      <w:start w:val="1"/>
+      <w:numFmt w:val="bullet"/>
+      <w:lvlText w:val=""/>
+      <w:lvlJc w:val="left"/>
+      <w:pPr>
+        <w:tabs>
+          <w:tab w:val="num" w:pos="720"/>
+        </w:tabs>
+        <w:ind w:left="720" w:hanging="360"/>
+      </w:pPr>
+      <w:rPr>
+        <w:rFonts w:ascii="Symbol" w:hAnsi="Symbol" w:hint="default"/>
+        <w:sz w:val="20"/>
+      </w:rPr>
+    </w:lvl>
+    <w:lvl w:ilvl="1" w:tentative="1">
+      <w:start w:val="1"/>
+      <w:numFmt w:val="bullet"/>
+      <w:lvlText w:val="o"/>
+      <w:lvlJc w:val="left"/>
+      <w:pPr>
+        <w:tabs>
+          <w:tab w:val="num" w:pos="1440"/>
+        </w:tabs>
+        <w:ind w:left="1440" w:hanging="360"/>
+      </w:pPr>
+      <w:rPr>
+        <w:rFonts w:ascii="Courier New" w:hAnsi="Courier New" w:hint="default"/>
+        <w:sz w:val="20"/>
+      </w:rPr>
+    </w:lvl>
+    <w:lvl w:ilvl="2" w:tentative="1">
+      <w:start w:val="1"/>
+      <w:numFmt w:val="bullet"/>
+      <w:lvlText w:val=""/>
+      <w:lvlJc w:val="left"/>
+      <w:pPr>
+        <w:tabs>
+          <w:tab w:val="num" w:pos="2160"/>
+        </w:tabs>
+        <w:ind w:left="2160" w:hanging="360"/>
+      </w:pPr>
+      <w:rPr>
+        <w:rFonts w:ascii="Wingdings" w:hAnsi="Wingdings" w:hint="default"/>
+        <w:sz w:val="20"/>
+      </w:rPr>
+    </w:lvl>
+    <w:lvl w:ilvl="3" w:tentative="1">
+      <w:start w:val="1"/>
+      <w:numFmt w:val="bullet"/>
+      <w:lvlText w:val=""/>
+      <w:lvlJc w:val="left"/>
+      <w:pPr>
+        <w:tabs>
+          <w:tab w:val="num" w:pos="2880"/>
+        </w:tabs>
+        <w:ind w:left="2880" w:hanging="360"/>
+      </w:pPr>
+      <w:rPr>
+        <w:rFonts w:ascii="Wingdings" w:hAnsi="Wingdings" w:hint="default"/>
+        <w:sz w:val="20"/>
+      </w:rPr>
+    </w:lvl>
+    <w:lvl w:ilvl="4" w:tentative="1">
+      <w:start w:val="1"/>
+      <w:numFmt w:val="bullet"/>
+      <w:lvlText w:val=""/>
+      <w:lvlJc w:val="left"/>
+      <w:pPr>
+        <w:tabs>
+          <w:tab w:val="num" w:pos="3600"/>
+        </w:tabs>
+        <w:ind w:left="3600" w:hanging="360"/>
+      </w:pPr>
+      <w:rPr>
+        <w:rFonts w:ascii="Wingdings" w:hAnsi="Wingdings" w:hint="default"/>
+        <w:sz w:val="20"/>
+      </w:rPr>
+    </w:lvl>
+    <w:lvl w:ilvl="5" w:tentative="1">
+      <w:start w:val="1"/>
+      <w:numFmt w:val="bullet"/>
+      <w:lvlText w:val=""/>
+      <w:lvlJc w:val="left"/>
+      <w:pPr>
+        <w:tabs>
+          <w:tab w:val="num" w:pos="4320"/>
+        </w:tabs>
+        <w:ind w:left="4320" w:hanging="360"/>
+      </w:pPr>
+      <w:rPr>
+        <w:rFonts w:ascii="Wingdings" w:hAnsi="Wingdings" w:hint="default"/>
+        <w:sz w:val="20"/>
+      </w:rPr>
+    </w:lvl>
+    <w:lvl w:ilvl="6" w:tentative="1">
+      <w:start w:val="1"/>
+      <w:numFmt w:val="bullet"/>
+      <w:lvlText w:val=""/>
+      <w:lvlJc w:val="left"/>
+      <w:pPr>
+        <w:tabs>
+          <w:tab w:val="num" w:pos="5040"/>
+        </w:tabs>
+        <w:ind w:left="5040" w:hanging="360"/>
+      </w:pPr>
+      <w:rPr>
+        <w:rFonts w:ascii="Wingdings" w:hAnsi="Wingdings" w:hint="default"/>
+        <w:sz w:val="20"/>
+      </w:rPr>
+    </w:lvl>
+    <w:lvl w:ilvl="7" w:tentative="1">
+      <w:start w:val="1"/>
+      <w:numFmt w:val="bullet"/>
+      <w:lvlText w:val=""/>
+      <w:lvlJc w:val="left"/>
+      <w:pPr>
+        <w:tabs>
+          <w:tab w:val="num" w:pos="5760"/>
+        </w:tabs>
+        <w:ind w:left="5760" w:hanging="360"/>
+      </w:pPr>
+      <w:rPr>
+        <w:rFonts w:ascii="Wingdings" w:hAnsi="Wingdings" w:hint="default"/>
+        <w:sz w:val="20"/>
+      </w:rPr>
+    </w:lvl>
+    <w:lvl w:ilvl="8" w:tentative="1">
+      <w:start w:val="1"/>
+      <w:numFmt w:val="bullet"/>
+      <w:lvlText w:val=""/>
+      <w:lvlJc w:val="left"/>
+      <w:pPr>
+        <w:tabs>
+          <w:tab w:val="num" w:pos="6480"/>
+        </w:tabs>
+        <w:ind w:left="6480" w:hanging="360"/>
+      </w:pPr>
+      <w:rPr>
+        <w:rFonts w:ascii="Wingdings" w:hAnsi="Wingdings" w:hint="default"/>
+        <w:sz w:val="20"/>
+      </w:rPr>
+    </w:lvl>
+  </w:abstractNum>
+  <w:abstractNum w:abstractNumId="2" w15:restartNumberingAfterBreak="0">
+    <w:nsid w:val="51B12C49"/>
+    <w:multiLevelType w:val="multilevel"/>
+    <w:tmpl w:val="649C2EE6"/>
+    <w:lvl w:ilvl="0">
+      <w:start w:val="1"/>
+      <w:numFmt w:val="bullet"/>
+      <w:lvlText w:val=""/>
+      <w:lvlJc w:val="left"/>
+      <w:pPr>
+        <w:tabs>
+          <w:tab w:val="num" w:pos="720"/>
+        </w:tabs>
+        <w:ind w:left="720" w:hanging="360"/>
+      </w:pPr>
+      <w:rPr>
+        <w:rFonts w:ascii="Symbol" w:hAnsi="Symbol" w:hint="default"/>
+        <w:sz w:val="20"/>
+      </w:rPr>
+    </w:lvl>
+    <w:lvl w:ilvl="1" w:tentative="1">
+      <w:start w:val="1"/>
+      <w:numFmt w:val="bullet"/>
+      <w:lvlText w:val="o"/>
+      <w:lvlJc w:val="left"/>
+      <w:pPr>
+        <w:tabs>
+          <w:tab w:val="num" w:pos="1440"/>
+        </w:tabs>
+        <w:ind w:left="1440" w:hanging="360"/>
+      </w:pPr>
+      <w:rPr>
+        <w:rFonts w:ascii="Courier New" w:hAnsi="Courier New" w:hint="default"/>
+        <w:sz w:val="20"/>
+      </w:rPr>
+    </w:lvl>
+    <w:lvl w:ilvl="2" w:tentative="1">
+      <w:start w:val="1"/>
+      <w:numFmt w:val="bullet"/>
+      <w:lvlText w:val=""/>
+      <w:lvlJc w:val="left"/>
+      <w:pPr>
+        <w:tabs>
+          <w:tab w:val="num" w:pos="2160"/>
+        </w:tabs>
+        <w:ind w:left="2160" w:hanging="360"/>
+      </w:pPr>
+      <w:rPr>
+        <w:rFonts w:ascii="Wingdings" w:hAnsi="Wingdings" w:hint="default"/>
+        <w:sz w:val="20"/>
+      </w:rPr>
+    </w:lvl>
+    <w:lvl w:ilvl="3" w:tentative="1">
+      <w:start w:val="1"/>
+      <w:numFmt w:val="bullet"/>
+      <w:lvlText w:val=""/>
+      <w:lvlJc w:val="left"/>
+      <w:pPr>
+        <w:tabs>
+          <w:tab w:val="num" w:pos="2880"/>
+        </w:tabs>
+        <w:ind w:left="2880" w:hanging="360"/>
+      </w:pPr>
+      <w:rPr>
+        <w:rFonts w:ascii="Wingdings" w:hAnsi="Wingdings" w:hint="default"/>
+        <w:sz w:val="20"/>
+      </w:rPr>
+    </w:lvl>
+    <w:lvl w:ilvl="4" w:tentative="1">
+      <w:start w:val="1"/>
+      <w:numFmt w:val="bullet"/>
+      <w:lvlText w:val=""/>
+      <w:lvlJc w:val="left"/>
+      <w:pPr>
+        <w:tabs>
+          <w:tab w:val="num" w:pos="3600"/>
+        </w:tabs>
+        <w:ind w:left="3600" w:hanging="360"/>
+      </w:pPr>
+      <w:rPr>
+        <w:rFonts w:ascii="Wingdings" w:hAnsi="Wingdings" w:hint="default"/>
+        <w:sz w:val="20"/>
+      </w:rPr>
+    </w:lvl>
+    <w:lvl w:ilvl="5" w:tentative="1">
+      <w:start w:val="1"/>
+      <w:numFmt w:val="bullet"/>
+      <w:lvlText w:val=""/>
+      <w:lvlJc w:val="left"/>
+      <w:pPr>
+        <w:tabs>
+          <w:tab w:val="num" w:pos="4320"/>
+        </w:tabs>
+        <w:ind w:left="4320" w:hanging="360"/>
+      </w:pPr>
+      <w:rPr>
+        <w:rFonts w:ascii="Wingdings" w:hAnsi="Wingdings" w:hint="default"/>
+        <w:sz w:val="20"/>
+      </w:rPr>
+    </w:lvl>
+    <w:lvl w:ilvl="6" w:tentative="1">
+      <w:start w:val="1"/>
+      <w:numFmt w:val="bullet"/>
+      <w:lvlText w:val=""/>
+      <w:lvlJc w:val="left"/>
+      <w:pPr>
+        <w:tabs>
+          <w:tab w:val="num" w:pos="5040"/>
+        </w:tabs>
+        <w:ind w:left="5040" w:hanging="360"/>
+      </w:pPr>
+      <w:rPr>
+        <w:rFonts w:ascii="Wingdings" w:hAnsi="Wingdings" w:hint="default"/>
+        <w:sz w:val="20"/>
+      </w:rPr>
+    </w:lvl>
+    <w:lvl w:ilvl="7" w:tentative="1">
+      <w:start w:val="1"/>
+      <w:numFmt w:val="bullet"/>
+      <w:lvlText w:val=""/>
+      <w:lvlJc w:val="left"/>
+      <w:pPr>
+        <w:tabs>
+          <w:tab w:val="num" w:pos="5760"/>
+        </w:tabs>
+        <w:ind w:left="5760" w:hanging="360"/>
+      </w:pPr>
+      <w:rPr>
+        <w:rFonts w:ascii="Wingdings" w:hAnsi="Wingdings" w:hint="default"/>
+        <w:sz w:val="20"/>
+      </w:rPr>
+    </w:lvl>
+    <w:lvl w:ilvl="8" w:tentative="1">
+      <w:start w:val="1"/>
+      <w:numFmt w:val="bullet"/>
+      <w:lvlText w:val=""/>
+      <w:lvlJc w:val="left"/>
+      <w:pPr>
+        <w:tabs>
+          <w:tab w:val="num" w:pos="6480"/>
+        </w:tabs>
+        <w:ind w:left="6480" w:hanging="360"/>
+      </w:pPr>
+      <w:rPr>
+        <w:rFonts w:ascii="Wingdings" w:hAnsi="Wingdings" w:hint="default"/>
+        <w:sz w:val="20"/>
+      </w:rPr>
+    </w:lvl>
+  </w:abstractNum>
+  <w:abstractNum w:abstractNumId="3" w15:restartNumberingAfterBreak="0">
+    <w:nsid w:val="6943088C"/>
+    <w:multiLevelType w:val="multilevel"/>
+    <w:tmpl w:val="098A341C"/>
+    <w:lvl w:ilvl="0">
+      <w:start w:val="1"/>
+      <w:numFmt w:val="bullet"/>
+      <w:lvlText w:val=""/>
+      <w:lvlJc w:val="left"/>
+      <w:pPr>
+        <w:tabs>
+          <w:tab w:val="num" w:pos="720"/>
+        </w:tabs>
+        <w:ind w:left="720" w:hanging="360"/>
+      </w:pPr>
+      <w:rPr>
+        <w:rFonts w:ascii="Symbol" w:hAnsi="Symbol" w:hint="default"/>
+        <w:sz w:val="20"/>
+      </w:rPr>
+    </w:lvl>
+    <w:lvl w:ilvl="1" w:tentative="1">
+      <w:start w:val="1"/>
+      <w:numFmt w:val="bullet"/>
+      <w:lvlText w:val="o"/>
+      <w:lvlJc w:val="left"/>
+      <w:pPr>
+        <w:tabs>
+          <w:tab w:val="num" w:pos="1440"/>
+        </w:tabs>
+        <w:ind w:left="1440" w:hanging="360"/>
+      </w:pPr>
+      <w:rPr>
+        <w:rFonts w:ascii="Courier New" w:hAnsi="Courier New" w:hint="default"/>
+        <w:sz w:val="20"/>
+      </w:rPr>
+    </w:lvl>
+    <w:lvl w:ilvl="2" w:tentative="1">
+      <w:start w:val="1"/>
+      <w:numFmt w:val="bullet"/>
+      <w:lvlText w:val=""/>
+      <w:lvlJc w:val="left"/>
+      <w:pPr>
+        <w:tabs>
+          <w:tab w:val="num" w:pos="2160"/>
+        </w:tabs>
+        <w:ind w:left="2160" w:hanging="360"/>
+      </w:pPr>
+      <w:rPr>
+        <w:rFonts w:ascii="Wingdings" w:hAnsi="Wingdings" w:hint="default"/>
+        <w:sz w:val="20"/>
+      </w:rPr>
+    </w:lvl>
+    <w:lvl w:ilvl="3" w:tentative="1">
+      <w:start w:val="1"/>
+      <w:numFmt w:val="bullet"/>
+      <w:lvlText w:val=""/>
+      <w:lvlJc w:val="left"/>
+      <w:pPr>
+        <w:tabs>
+          <w:tab w:val="num" w:pos="2880"/>
+        </w:tabs>
+        <w:ind w:left="2880" w:hanging="360"/>
+      </w:pPr>
+      <w:rPr>
+        <w:rFonts w:ascii="Wingdings" w:hAnsi="Wingdings" w:hint="default"/>
+        <w:sz w:val="20"/>
+      </w:rPr>
+    </w:lvl>
+    <w:lvl w:ilvl="4" w:tentative="1">
+      <w:start w:val="1"/>
+      <w:numFmt w:val="bullet"/>
+      <w:lvlText w:val=""/>
+      <w:lvlJc w:val="left"/>
+      <w:pPr>
+        <w:tabs>
+          <w:tab w:val="num" w:pos="3600"/>
+        </w:tabs>
+        <w:ind w:left="3600" w:hanging="360"/>
+      </w:pPr>
+      <w:rPr>
+        <w:rFonts w:ascii="Wingdings" w:hAnsi="Wingdings" w:hint="default"/>
+        <w:sz w:val="20"/>
+      </w:rPr>
+    </w:lvl>
+    <w:lvl w:ilvl="5" w:tentative="1">
+      <w:start w:val="1"/>
+      <w:numFmt w:val="bullet"/>
+      <w:lvlText w:val=""/>
+      <w:lvlJc w:val="left"/>
+      <w:pPr>
+        <w:tabs>
+          <w:tab w:val="num" w:pos="4320"/>
+        </w:tabs>
+        <w:ind w:left="4320" w:hanging="360"/>
+      </w:pPr>
+      <w:rPr>
+        <w:rFonts w:ascii="Wingdings" w:hAnsi="Wingdings" w:hint="default"/>
+        <w:sz w:val="20"/>
+      </w:rPr>
+    </w:lvl>
+    <w:lvl w:ilvl="6" w:tentative="1">
+      <w:start w:val="1"/>
+      <w:numFmt w:val="bullet"/>
+      <w:lvlText w:val=""/>
+      <w:lvlJc w:val="left"/>
+      <w:pPr>
+        <w:tabs>
+          <w:tab w:val="num" w:pos="5040"/>
+        </w:tabs>
+        <w:ind w:left="5040" w:hanging="360"/>
+      </w:pPr>
+      <w:rPr>
+        <w:rFonts w:ascii="Wingdings" w:hAnsi="Wingdings" w:hint="default"/>
+        <w:sz w:val="20"/>
+      </w:rPr>
+    </w:lvl>
+    <w:lvl w:ilvl="7" w:tentative="1">
+      <w:start w:val="1"/>
+      <w:numFmt w:val="bullet"/>
+      <w:lvlText w:val=""/>
+      <w:lvlJc w:val="left"/>
+      <w:pPr>
+        <w:tabs>
+          <w:tab w:val="num" w:pos="5760"/>
+        </w:tabs>
+        <w:ind w:left="5760" w:hanging="360"/>
+      </w:pPr>
+      <w:rPr>
+        <w:rFonts w:ascii="Wingdings" w:hAnsi="Wingdings" w:hint="default"/>
+        <w:sz w:val="20"/>
+      </w:rPr>
+    </w:lvl>
+    <w:lvl w:ilvl="8" w:tentative="1">
+      <w:start w:val="1"/>
+      <w:numFmt w:val="bullet"/>
+      <w:lvlText w:val=""/>
+      <w:lvlJc w:val="left"/>
+      <w:pPr>
+        <w:tabs>
+          <w:tab w:val="num" w:pos="6480"/>
+        </w:tabs>
+        <w:ind w:left="6480" w:hanging="360"/>
+      </w:pPr>
+      <w:rPr>
+        <w:rFonts w:ascii="Wingdings" w:hAnsi="Wingdings" w:hint="default"/>
+        <w:sz w:val="20"/>
+      </w:rPr>
+    </w:lvl>
+  </w:abstractNum>
+  <w:abstractNum w:abstractNumId="4" w15:restartNumberingAfterBreak="0">
+    <w:nsid w:val="6D1D4CC0"/>
+    <w:multiLevelType w:val="multilevel"/>
+    <w:tmpl w:val="38321FE8"/>
+    <w:lvl w:ilvl="0">
+      <w:start w:val="1"/>
+      <w:numFmt w:val="bullet"/>
+      <w:lvlText w:val=""/>
+      <w:lvlJc w:val="left"/>
+      <w:pPr>
+        <w:tabs>
+          <w:tab w:val="num" w:pos="720"/>
+        </w:tabs>
+        <w:ind w:left="720" w:hanging="360"/>
+      </w:pPr>
+      <w:rPr>
+        <w:rFonts w:ascii="Symbol" w:hAnsi="Symbol" w:hint="default"/>
+        <w:sz w:val="20"/>
+      </w:rPr>
+    </w:lvl>
+    <w:lvl w:ilvl="1" w:tentative="1">
+      <w:start w:val="1"/>
+      <w:numFmt w:val="bullet"/>
+      <w:lvlText w:val="o"/>
+      <w:lvlJc w:val="left"/>
+      <w:pPr>
+        <w:tabs>
+          <w:tab w:val="num" w:pos="1440"/>
+        </w:tabs>
+        <w:ind w:left="1440" w:hanging="360"/>
+      </w:pPr>
+      <w:rPr>
+        <w:rFonts w:ascii="Courier New" w:hAnsi="Courier New" w:hint="default"/>
+        <w:sz w:val="20"/>
+      </w:rPr>
+    </w:lvl>
+    <w:lvl w:ilvl="2" w:tentative="1">
+      <w:start w:val="1"/>
+      <w:numFmt w:val="bullet"/>
+      <w:lvlText w:val=""/>
+      <w:lvlJc w:val="left"/>
+      <w:pPr>
+        <w:tabs>
+          <w:tab w:val="num" w:pos="2160"/>
+        </w:tabs>
+        <w:ind w:left="2160" w:hanging="360"/>
+      </w:pPr>
+      <w:rPr>
+        <w:rFonts w:ascii="Wingdings" w:hAnsi="Wingdings" w:hint="default"/>
+        <w:sz w:val="20"/>
+      </w:rPr>
+    </w:lvl>
+    <w:lvl w:ilvl="3" w:tentative="1">
+      <w:start w:val="1"/>
+      <w:numFmt w:val="bullet"/>
+      <w:lvlText w:val=""/>
+      <w:lvlJc w:val="left"/>
+      <w:pPr>
+        <w:tabs>
+          <w:tab w:val="num" w:pos="2880"/>
+        </w:tabs>
+        <w:ind w:left="2880" w:hanging="360"/>
+      </w:pPr>
+      <w:rPr>
+        <w:rFonts w:ascii="Wingdings" w:hAnsi="Wingdings" w:hint="default"/>
+        <w:sz w:val="20"/>
+      </w:rPr>
+    </w:lvl>
+    <w:lvl w:ilvl="4" w:tentative="1">
+      <w:start w:val="1"/>
+      <w:numFmt w:val="bullet"/>
+      <w:lvlText w:val=""/>
+      <w:lvlJc w:val="left"/>
+      <w:pPr>
+        <w:tabs>
+          <w:tab w:val="num" w:pos="3600"/>
+        </w:tabs>
+        <w:ind w:left="3600" w:hanging="360"/>
+      </w:pPr>
+      <w:rPr>
+        <w:rFonts w:ascii="Wingdings" w:hAnsi="Wingdings" w:hint="default"/>
+        <w:sz w:val="20"/>
+      </w:rPr>
+    </w:lvl>
+    <w:lvl w:ilvl="5" w:tentative="1">
+      <w:start w:val="1"/>
+      <w:numFmt w:val="bullet"/>
+      <w:lvlText w:val=""/>
+      <w:lvlJc w:val="left"/>
+      <w:pPr>
+        <w:tabs>
+          <w:tab w:val="num" w:pos="4320"/>
+        </w:tabs>
+        <w:ind w:left="4320" w:hanging="360"/>
+      </w:pPr>
+      <w:rPr>
+        <w:rFonts w:ascii="Wingdings" w:hAnsi="Wingdings" w:hint="default"/>
+        <w:sz w:val="20"/>
+      </w:rPr>
+    </w:lvl>
+    <w:lvl w:ilvl="6" w:tentative="1">
+      <w:start w:val="1"/>
+      <w:numFmt w:val="bullet"/>
+      <w:lvlText w:val=""/>
+      <w:lvlJc w:val="left"/>
+      <w:pPr>
+        <w:tabs>
+          <w:tab w:val="num" w:pos="5040"/>
+        </w:tabs>
+        <w:ind w:left="5040" w:hanging="360"/>
+      </w:pPr>
+      <w:rPr>
+        <w:rFonts w:ascii="Wingdings" w:hAnsi="Wingdings" w:hint="default"/>
+        <w:sz w:val="20"/>
+      </w:rPr>
+    </w:lvl>
+    <w:lvl w:ilvl="7" w:tentative="1">
+      <w:start w:val="1"/>
+      <w:numFmt w:val="bullet"/>
+      <w:lvlText w:val=""/>
+      <w:lvlJc w:val="left"/>
+      <w:pPr>
+        <w:tabs>
+          <w:tab w:val="num" w:pos="5760"/>
+        </w:tabs>
+        <w:ind w:left="5760" w:hanging="360"/>
+      </w:pPr>
+      <w:rPr>
+        <w:rFonts w:ascii="Wingdings" w:hAnsi="Wingdings" w:hint="default"/>
+        <w:sz w:val="20"/>
+      </w:rPr>
+    </w:lvl>
+    <w:lvl w:ilvl="8" w:tentative="1">
+      <w:start w:val="1"/>
+      <w:numFmt w:val="bullet"/>
+      <w:lvlText w:val=""/>
+      <w:lvlJc w:val="left"/>
+      <w:pPr>
+        <w:tabs>
+          <w:tab w:val="num" w:pos="6480"/>
+        </w:tabs>
+        <w:ind w:left="6480" w:hanging="360"/>
+      </w:pPr>
+      <w:rPr>
+        <w:rFonts w:ascii="Wingdings" w:hAnsi="Wingdings" w:hint="default"/>
+        <w:sz w:val="20"/>
+      </w:rPr>
+    </w:lvl>
+  </w:abstractNum>
+  <w:abstractNum w:abstractNumId="5" w15:restartNumberingAfterBreak="0">
+    <w:nsid w:val="74011171"/>
+    <w:multiLevelType w:val="multilevel"/>
+    <w:tmpl w:val="7EC0089C"/>
+    <w:lvl w:ilvl="0">
+      <w:start w:val="1"/>
       <w:numFmt w:val="decimal"/>
       <w:lvlText w:val="%1."/>
       <w:lvlJc w:val="left"/>
@@ -1251,12 +3473,12 @@
       </w:pPr>
     </w:lvl>
   </w:abstractNum>
-  <w:abstractNum w:abstractNumId="2" w15:restartNumberingAfterBreak="0">
-    <w:nsid w:val="52B52FCA"/>
+  <w:abstractNum w:abstractNumId="6" w15:restartNumberingAfterBreak="0">
+    <w:nsid w:val="755A51AE"/>
     <w:multiLevelType w:val="multilevel"/>
-    <w:tmpl w:val="15500B0E"/>
+    <w:tmpl w:val="8ABE2480"/>
     <w:lvl w:ilvl="0">
-      <w:start w:val="6"/>
+      <w:start w:val="1"/>
       <w:numFmt w:val="decimal"/>
       <w:lvlText w:val="%1."/>
       <w:lvlJc w:val="left"/>
@@ -1364,171 +3586,26 @@
       </w:pPr>
     </w:lvl>
   </w:abstractNum>
-  <w:abstractNum w:abstractNumId="3" w15:restartNumberingAfterBreak="0">
-    <w:nsid w:val="79F579E3"/>
-    <w:multiLevelType w:val="multilevel"/>
-    <w:tmpl w:val="9A1A5F6A"/>
-    <w:lvl w:ilvl="0">
-      <w:start w:val="4"/>
-      <w:numFmt w:val="decimal"/>
-      <w:lvlText w:val="%1."/>
-      <w:lvlJc w:val="left"/>
-      <w:pPr>
-        <w:tabs>
-          <w:tab w:val="num" w:pos="720"/>
-        </w:tabs>
-        <w:ind w:left="720" w:hanging="360"/>
-      </w:pPr>
-    </w:lvl>
-    <w:lvl w:ilvl="1" w:tentative="1">
-      <w:start w:val="1"/>
-      <w:numFmt w:val="decimal"/>
-      <w:lvlText w:val="%2."/>
-      <w:lvlJc w:val="left"/>
-      <w:pPr>
-        <w:tabs>
-          <w:tab w:val="num" w:pos="1440"/>
-        </w:tabs>
-        <w:ind w:left="1440" w:hanging="360"/>
-      </w:pPr>
-    </w:lvl>
-    <w:lvl w:ilvl="2" w:tentative="1">
-      <w:start w:val="1"/>
-      <w:numFmt w:val="decimal"/>
-      <w:lvlText w:val="%3."/>
-      <w:lvlJc w:val="left"/>
-      <w:pPr>
-        <w:tabs>
-          <w:tab w:val="num" w:pos="2160"/>
-        </w:tabs>
-        <w:ind w:left="2160" w:hanging="360"/>
-      </w:pPr>
-    </w:lvl>
-    <w:lvl w:ilvl="3" w:tentative="1">
-      <w:start w:val="1"/>
-      <w:numFmt w:val="decimal"/>
-      <w:lvlText w:val="%4."/>
-      <w:lvlJc w:val="left"/>
-      <w:pPr>
-        <w:tabs>
-          <w:tab w:val="num" w:pos="2880"/>
-        </w:tabs>
-        <w:ind w:left="2880" w:hanging="360"/>
-      </w:pPr>
-    </w:lvl>
-    <w:lvl w:ilvl="4" w:tentative="1">
-      <w:start w:val="1"/>
-      <w:numFmt w:val="decimal"/>
-      <w:lvlText w:val="%5."/>
-      <w:lvlJc w:val="left"/>
-      <w:pPr>
-        <w:tabs>
-          <w:tab w:val="num" w:pos="3600"/>
-        </w:tabs>
-        <w:ind w:left="3600" w:hanging="360"/>
-      </w:pPr>
-    </w:lvl>
-    <w:lvl w:ilvl="5" w:tentative="1">
-      <w:start w:val="1"/>
-      <w:numFmt w:val="decimal"/>
-      <w:lvlText w:val="%6."/>
-      <w:lvlJc w:val="left"/>
-      <w:pPr>
-        <w:tabs>
-          <w:tab w:val="num" w:pos="4320"/>
-        </w:tabs>
-        <w:ind w:left="4320" w:hanging="360"/>
-      </w:pPr>
-    </w:lvl>
-    <w:lvl w:ilvl="6" w:tentative="1">
-      <w:start w:val="1"/>
-      <w:numFmt w:val="decimal"/>
-      <w:lvlText w:val="%7."/>
-      <w:lvlJc w:val="left"/>
-      <w:pPr>
-        <w:tabs>
-          <w:tab w:val="num" w:pos="5040"/>
-        </w:tabs>
-        <w:ind w:left="5040" w:hanging="360"/>
-      </w:pPr>
-    </w:lvl>
-    <w:lvl w:ilvl="7" w:tentative="1">
-      <w:start w:val="1"/>
-      <w:numFmt w:val="decimal"/>
-      <w:lvlText w:val="%8."/>
-      <w:lvlJc w:val="left"/>
-      <w:pPr>
-        <w:tabs>
-          <w:tab w:val="num" w:pos="5760"/>
-        </w:tabs>
-        <w:ind w:left="5760" w:hanging="360"/>
-      </w:pPr>
-    </w:lvl>
-    <w:lvl w:ilvl="8" w:tentative="1">
-      <w:start w:val="1"/>
-      <w:numFmt w:val="decimal"/>
-      <w:lvlText w:val="%9."/>
-      <w:lvlJc w:val="left"/>
-      <w:pPr>
-        <w:tabs>
-          <w:tab w:val="num" w:pos="6480"/>
-        </w:tabs>
-        <w:ind w:left="6480" w:hanging="360"/>
-      </w:pPr>
-    </w:lvl>
-  </w:abstractNum>
-  <w:num w:numId="1" w16cid:durableId="420030479">
+  <w:num w:numId="1" w16cid:durableId="874929476">
+    <w:abstractNumId w:val="1"/>
+  </w:num>
+  <w:num w:numId="2" w16cid:durableId="1361467280">
+    <w:abstractNumId w:val="2"/>
+  </w:num>
+  <w:num w:numId="3" w16cid:durableId="1499272175">
+    <w:abstractNumId w:val="6"/>
+  </w:num>
+  <w:num w:numId="4" w16cid:durableId="1618827603">
+    <w:abstractNumId w:val="5"/>
+  </w:num>
+  <w:num w:numId="5" w16cid:durableId="1320423330">
     <w:abstractNumId w:val="0"/>
   </w:num>
-  <w:num w:numId="2" w16cid:durableId="1403060572">
+  <w:num w:numId="6" w16cid:durableId="974719249">
     <w:abstractNumId w:val="3"/>
-    <w:lvlOverride w:ilvl="0">
-      <w:lvl w:ilvl="0">
-        <w:numFmt w:val="decimal"/>
-        <w:lvlText w:val="%1."/>
-        <w:lvlJc w:val="left"/>
-      </w:lvl>
-    </w:lvlOverride>
   </w:num>
-  <w:num w:numId="3" w16cid:durableId="1495992589">
-    <w:abstractNumId w:val="1"/>
-    <w:lvlOverride w:ilvl="0">
-      <w:lvl w:ilvl="0">
-        <w:numFmt w:val="decimal"/>
-        <w:lvlText w:val="%1."/>
-        <w:lvlJc w:val="left"/>
-      </w:lvl>
-    </w:lvlOverride>
-  </w:num>
-  <w:num w:numId="4" w16cid:durableId="1497529350">
-    <w:abstractNumId w:val="2"/>
-    <w:lvlOverride w:ilvl="0">
-      <w:lvl w:ilvl="0">
-        <w:numFmt w:val="decimal"/>
-        <w:lvlText w:val="%1."/>
-        <w:lvlJc w:val="left"/>
-      </w:lvl>
-    </w:lvlOverride>
-  </w:num>
-  <w:num w:numId="5" w16cid:durableId="1758135487">
-    <w:abstractNumId w:val="2"/>
-    <w:lvlOverride w:ilvl="0">
-      <w:lvl w:ilvl="0">
-        <w:numFmt w:val="decimal"/>
-        <w:lvlText w:val="%1."/>
-        <w:lvlJc w:val="left"/>
-      </w:lvl>
-    </w:lvlOverride>
-  </w:num>
-  <w:num w:numId="6" w16cid:durableId="849300698">
-    <w:abstractNumId w:val="2"/>
-    <w:lvlOverride w:ilvl="0">
-      <w:lvl w:ilvl="0">
-        <w:numFmt w:val="decimal"/>
-        <w:lvlText w:val="%1."/>
-        <w:lvlJc w:val="left"/>
-      </w:lvl>
-    </w:lvlOverride>
+  <w:num w:numId="7" w16cid:durableId="673604757">
+    <w:abstractNumId w:val="4"/>
   </w:num>
 </w:numbering>
 </file>
@@ -1941,7 +4018,7 @@
     <w:link w:val="Heading1Char"/>
     <w:uiPriority w:val="9"/>
     <w:qFormat/>
-    <w:rsid w:val="009B4C4D"/>
+    <w:rsid w:val="00470B19"/>
     <w:pPr>
       <w:keepNext/>
       <w:keepLines/>
@@ -1964,7 +4041,7 @@
     <w:semiHidden/>
     <w:unhideWhenUsed/>
     <w:qFormat/>
-    <w:rsid w:val="009B4C4D"/>
+    <w:rsid w:val="00470B19"/>
     <w:pPr>
       <w:keepNext/>
       <w:keepLines/>
@@ -1987,7 +4064,7 @@
     <w:semiHidden/>
     <w:unhideWhenUsed/>
     <w:qFormat/>
-    <w:rsid w:val="009B4C4D"/>
+    <w:rsid w:val="00470B19"/>
     <w:pPr>
       <w:keepNext/>
       <w:keepLines/>
@@ -2010,7 +4087,7 @@
     <w:semiHidden/>
     <w:unhideWhenUsed/>
     <w:qFormat/>
-    <w:rsid w:val="009B4C4D"/>
+    <w:rsid w:val="00470B19"/>
     <w:pPr>
       <w:keepNext/>
       <w:keepLines/>
@@ -2033,7 +4110,7 @@
     <w:semiHidden/>
     <w:unhideWhenUsed/>
     <w:qFormat/>
-    <w:rsid w:val="009B4C4D"/>
+    <w:rsid w:val="00470B19"/>
     <w:pPr>
       <w:keepNext/>
       <w:keepLines/>
@@ -2054,7 +4131,7 @@
     <w:semiHidden/>
     <w:unhideWhenUsed/>
     <w:qFormat/>
-    <w:rsid w:val="009B4C4D"/>
+    <w:rsid w:val="00470B19"/>
     <w:pPr>
       <w:keepNext/>
       <w:keepLines/>
@@ -2077,7 +4154,7 @@
     <w:semiHidden/>
     <w:unhideWhenUsed/>
     <w:qFormat/>
-    <w:rsid w:val="009B4C4D"/>
+    <w:rsid w:val="00470B19"/>
     <w:pPr>
       <w:keepNext/>
       <w:keepLines/>
@@ -2098,7 +4175,7 @@
     <w:semiHidden/>
     <w:unhideWhenUsed/>
     <w:qFormat/>
-    <w:rsid w:val="009B4C4D"/>
+    <w:rsid w:val="00470B19"/>
     <w:pPr>
       <w:keepNext/>
       <w:keepLines/>
@@ -2121,7 +4198,7 @@
     <w:semiHidden/>
     <w:unhideWhenUsed/>
     <w:qFormat/>
-    <w:rsid w:val="009B4C4D"/>
+    <w:rsid w:val="00470B19"/>
     <w:pPr>
       <w:keepNext/>
       <w:keepLines/>
@@ -2165,7 +4242,7 @@
     <w:basedOn w:val="DefaultParagraphFont"/>
     <w:link w:val="Heading1"/>
     <w:uiPriority w:val="9"/>
-    <w:rsid w:val="009B4C4D"/>
+    <w:rsid w:val="00470B19"/>
     <w:rPr>
       <w:rFonts w:asciiTheme="majorHAnsi" w:eastAsiaTheme="majorEastAsia" w:hAnsiTheme="majorHAnsi" w:cstheme="majorBidi"/>
       <w:color w:val="2F5496" w:themeColor="accent1" w:themeShade="BF"/>
@@ -2179,7 +4256,7 @@
     <w:link w:val="Heading2"/>
     <w:uiPriority w:val="9"/>
     <w:semiHidden/>
-    <w:rsid w:val="009B4C4D"/>
+    <w:rsid w:val="00470B19"/>
     <w:rPr>
       <w:rFonts w:asciiTheme="majorHAnsi" w:eastAsiaTheme="majorEastAsia" w:hAnsiTheme="majorHAnsi" w:cstheme="majorBidi"/>
       <w:color w:val="2F5496" w:themeColor="accent1" w:themeShade="BF"/>
@@ -2193,7 +4270,7 @@
     <w:link w:val="Heading3"/>
     <w:uiPriority w:val="9"/>
     <w:semiHidden/>
-    <w:rsid w:val="009B4C4D"/>
+    <w:rsid w:val="00470B19"/>
     <w:rPr>
       <w:rFonts w:eastAsiaTheme="majorEastAsia" w:cstheme="majorBidi"/>
       <w:color w:val="2F5496" w:themeColor="accent1" w:themeShade="BF"/>
@@ -2207,7 +4284,7 @@
     <w:link w:val="Heading4"/>
     <w:uiPriority w:val="9"/>
     <w:semiHidden/>
-    <w:rsid w:val="009B4C4D"/>
+    <w:rsid w:val="00470B19"/>
     <w:rPr>
       <w:rFonts w:eastAsiaTheme="majorEastAsia" w:cstheme="majorBidi"/>
       <w:i/>
@@ -2221,7 +4298,7 @@
     <w:link w:val="Heading5"/>
     <w:uiPriority w:val="9"/>
     <w:semiHidden/>
-    <w:rsid w:val="009B4C4D"/>
+    <w:rsid w:val="00470B19"/>
     <w:rPr>
       <w:rFonts w:eastAsiaTheme="majorEastAsia" w:cstheme="majorBidi"/>
       <w:color w:val="2F5496" w:themeColor="accent1" w:themeShade="BF"/>
@@ -2233,7 +4310,7 @@
     <w:link w:val="Heading6"/>
     <w:uiPriority w:val="9"/>
     <w:semiHidden/>
-    <w:rsid w:val="009B4C4D"/>
+    <w:rsid w:val="00470B19"/>
     <w:rPr>
       <w:rFonts w:eastAsiaTheme="majorEastAsia" w:cstheme="majorBidi"/>
       <w:i/>
@@ -2247,7 +4324,7 @@
     <w:link w:val="Heading7"/>
     <w:uiPriority w:val="9"/>
     <w:semiHidden/>
-    <w:rsid w:val="009B4C4D"/>
+    <w:rsid w:val="00470B19"/>
     <w:rPr>
       <w:rFonts w:eastAsiaTheme="majorEastAsia" w:cstheme="majorBidi"/>
       <w:color w:val="595959" w:themeColor="text1" w:themeTint="A6"/>
@@ -2259,7 +4336,7 @@
     <w:link w:val="Heading8"/>
     <w:uiPriority w:val="9"/>
     <w:semiHidden/>
-    <w:rsid w:val="009B4C4D"/>
+    <w:rsid w:val="00470B19"/>
     <w:rPr>
       <w:rFonts w:eastAsiaTheme="majorEastAsia" w:cstheme="majorBidi"/>
       <w:i/>
@@ -2273,7 +4350,7 @@
     <w:link w:val="Heading9"/>
     <w:uiPriority w:val="9"/>
     <w:semiHidden/>
-    <w:rsid w:val="009B4C4D"/>
+    <w:rsid w:val="00470B19"/>
     <w:rPr>
       <w:rFonts w:eastAsiaTheme="majorEastAsia" w:cstheme="majorBidi"/>
       <w:color w:val="272727" w:themeColor="text1" w:themeTint="D8"/>
@@ -2286,7 +4363,7 @@
     <w:link w:val="TitleChar"/>
     <w:uiPriority w:val="10"/>
     <w:qFormat/>
-    <w:rsid w:val="009B4C4D"/>
+    <w:rsid w:val="00470B19"/>
     <w:pPr>
       <w:spacing w:after="80" w:line="240" w:lineRule="auto"/>
       <w:contextualSpacing/>
@@ -2304,7 +4381,7 @@
     <w:basedOn w:val="DefaultParagraphFont"/>
     <w:link w:val="Title"/>
     <w:uiPriority w:val="10"/>
-    <w:rsid w:val="009B4C4D"/>
+    <w:rsid w:val="00470B19"/>
     <w:rPr>
       <w:rFonts w:asciiTheme="majorHAnsi" w:eastAsiaTheme="majorEastAsia" w:hAnsiTheme="majorHAnsi" w:cstheme="majorBidi"/>
       <w:spacing w:val="-10"/>
@@ -2320,7 +4397,7 @@
     <w:link w:val="SubtitleChar"/>
     <w:uiPriority w:val="11"/>
     <w:qFormat/>
-    <w:rsid w:val="009B4C4D"/>
+    <w:rsid w:val="00470B19"/>
     <w:pPr>
       <w:numPr>
         <w:ilvl w:val="1"/>
@@ -2339,7 +4416,7 @@
     <w:basedOn w:val="DefaultParagraphFont"/>
     <w:link w:val="Subtitle"/>
     <w:uiPriority w:val="11"/>
-    <w:rsid w:val="009B4C4D"/>
+    <w:rsid w:val="00470B19"/>
     <w:rPr>
       <w:rFonts w:eastAsiaTheme="majorEastAsia" w:cstheme="majorBidi"/>
       <w:color w:val="595959" w:themeColor="text1" w:themeTint="A6"/>
@@ -2355,7 +4432,7 @@
     <w:link w:val="QuoteChar"/>
     <w:uiPriority w:val="29"/>
     <w:qFormat/>
-    <w:rsid w:val="009B4C4D"/>
+    <w:rsid w:val="00470B19"/>
     <w:pPr>
       <w:spacing w:before="160"/>
       <w:jc w:val="center"/>
@@ -2371,7 +4448,7 @@
     <w:basedOn w:val="DefaultParagraphFont"/>
     <w:link w:val="Quote"/>
     <w:uiPriority w:val="29"/>
-    <w:rsid w:val="009B4C4D"/>
+    <w:rsid w:val="00470B19"/>
     <w:rPr>
       <w:i/>
       <w:iCs/>
@@ -2383,7 +4460,7 @@
     <w:basedOn w:val="Normal"/>
     <w:uiPriority w:val="34"/>
     <w:qFormat/>
-    <w:rsid w:val="009B4C4D"/>
+    <w:rsid w:val="00470B19"/>
     <w:pPr>
       <w:ind w:left="720"/>
       <w:contextualSpacing/>
@@ -2394,7 +4471,7 @@
     <w:basedOn w:val="DefaultParagraphFont"/>
     <w:uiPriority w:val="21"/>
     <w:qFormat/>
-    <w:rsid w:val="009B4C4D"/>
+    <w:rsid w:val="00470B19"/>
     <w:rPr>
       <w:i/>
       <w:iCs/>
@@ -2408,7 +4485,7 @@
     <w:link w:val="IntenseQuoteChar"/>
     <w:uiPriority w:val="30"/>
     <w:qFormat/>
-    <w:rsid w:val="009B4C4D"/>
+    <w:rsid w:val="00470B19"/>
     <w:pPr>
       <w:pBdr>
         <w:top w:val="single" w:sz="4" w:space="10" w:color="2F5496" w:themeColor="accent1" w:themeShade="BF"/>
@@ -2429,7 +4506,7 @@
     <w:basedOn w:val="DefaultParagraphFont"/>
     <w:link w:val="IntenseQuote"/>
     <w:uiPriority w:val="30"/>
-    <w:rsid w:val="009B4C4D"/>
+    <w:rsid w:val="00470B19"/>
     <w:rPr>
       <w:i/>
       <w:iCs/>
@@ -2441,7 +4518,7 @@
     <w:basedOn w:val="DefaultParagraphFont"/>
     <w:uiPriority w:val="32"/>
     <w:qFormat/>
-    <w:rsid w:val="009B4C4D"/>
+    <w:rsid w:val="00470B19"/>
     <w:rPr>
       <w:b/>
       <w:bCs/>
@@ -2455,7 +4532,7 @@
     <w:basedOn w:val="DefaultParagraphFont"/>
     <w:uiPriority w:val="99"/>
     <w:unhideWhenUsed/>
-    <w:rsid w:val="009B4C4D"/>
+    <w:rsid w:val="00470B19"/>
     <w:rPr>
       <w:color w:val="0563C1" w:themeColor="hyperlink"/>
       <w:u w:val="single"/>
@@ -2467,22 +4544,10 @@
     <w:uiPriority w:val="99"/>
     <w:semiHidden/>
     <w:unhideWhenUsed/>
-    <w:rsid w:val="009B4C4D"/>
+    <w:rsid w:val="00470B19"/>
     <w:rPr>
       <w:color w:val="605E5C"/>
       <w:shd w:val="clear" w:color="auto" w:fill="E1DFDD"/>
-    </w:rPr>
-  </w:style>
-  <w:style w:type="character" w:styleId="FollowedHyperlink">
-    <w:name w:val="FollowedHyperlink"/>
-    <w:basedOn w:val="DefaultParagraphFont"/>
-    <w:uiPriority w:val="99"/>
-    <w:semiHidden/>
-    <w:unhideWhenUsed/>
-    <w:rsid w:val="009B4C4D"/>
-    <w:rPr>
-      <w:color w:val="954F72" w:themeColor="followedHyperlink"/>
-      <w:u w:val="single"/>
     </w:rPr>
   </w:style>
 </w:styles>
